--- a/lessons/5-7/downloads/reveal/teacher/5.7-session-2-prerequisite-practice-a.docx
+++ b/lessons/5-7/downloads/reveal/teacher/5.7-session-2-prerequisite-practice-a.docx
@@ -15,10 +15,28 @@
         <w:rPr>
           <w:rFonts w:ascii="Avenir Next" w:hAnsi="Avenir Next" w:cs="Avenir Next" w:eastAsia="Avenir Next"/>
           <w:color w:val="1A1A1A"/>
+          <w:sz w:val="22"/>
+          <w:szCs w:val="20"/>
+        </w:rPr>
+        <w:t xml:space="preserve">Name</w:t>
+      </w:r>
+      <w:r>
+        <w:rPr>
+          <w:rFonts w:ascii="Avenir Next" w:hAnsi="Avenir Next" w:cs="Avenir Next" w:eastAsia="Avenir Next"/>
+          <w:color w:val="1A1A1A"/>
           <w:sz w:val="20"/>
           <w:szCs w:val="20"/>
         </w:rPr>
-        <w:t xml:space="preserve">Name</w:t>
+        <w:tab/>
+      </w:r>
+      <w:r>
+        <w:rPr>
+          <w:rFonts w:ascii="Avenir Next" w:hAnsi="Avenir Next" w:cs="Avenir Next" w:eastAsia="Avenir Next"/>
+          <w:color w:val="1A1A1A"/>
+          <w:sz w:val="22"/>
+          <w:szCs w:val="20"/>
+        </w:rPr>
+        <w:t xml:space="preserve">   Date</w:t>
       </w:r>
       <w:r>
         <w:rPr>
@@ -33,25 +51,7 @@
         <w:rPr>
           <w:rFonts w:ascii="Avenir Next" w:hAnsi="Avenir Next" w:cs="Avenir Next" w:eastAsia="Avenir Next"/>
           <w:color w:val="1A1A1A"/>
-          <w:sz w:val="20"/>
-          <w:szCs w:val="20"/>
-        </w:rPr>
-        <w:t xml:space="preserve">   Date</w:t>
-      </w:r>
-      <w:r>
-        <w:rPr>
-          <w:rFonts w:ascii="Avenir Next" w:hAnsi="Avenir Next" w:cs="Avenir Next" w:eastAsia="Avenir Next"/>
-          <w:color w:val="1A1A1A"/>
-          <w:sz w:val="20"/>
-          <w:szCs w:val="20"/>
-        </w:rPr>
-        <w:tab/>
-      </w:r>
-      <w:r>
-        <w:rPr>
-          <w:rFonts w:ascii="Avenir Next" w:hAnsi="Avenir Next" w:cs="Avenir Next" w:eastAsia="Avenir Next"/>
-          <w:color w:val="1A1A1A"/>
-          <w:sz w:val="20"/>
+          <w:sz w:val="22"/>
           <w:szCs w:val="20"/>
         </w:rPr>
         <w:t xml:space="preserve">   Period</w:t>
@@ -78,7 +78,7 @@
           <w:caps/>
           <w:color w:val="003A70"/>
           <w:spacing w:val="12"/>
-          <w:sz w:val="19"/>
+          <w:sz w:val="22"/>
           <w:szCs w:val="19"/>
         </w:rPr>
         <w:t xml:space="preserve">Lesson 5-7  ·  Session 2  ·  Prerequisite Practice A  ·  Skill 1 of 2</w:t>
@@ -86,6 +86,7 @@
     </w:p>
     <w:p>
       <w:pPr>
+        <w:pStyle w:val="Heading1"/>
         <w:keepNext/>
         <w:spacing w:before="0" w:after="10" w:line="240" w:lineRule="auto"/>
       </w:pPr>
@@ -111,7 +112,7 @@
         <w:rPr>
           <w:rFonts w:ascii="Avenir Next" w:hAnsi="Avenir Next" w:cs="Avenir Next" w:eastAsia="Avenir Next"/>
           <w:color w:val="5A5F66"/>
-          <w:sz w:val="17"/>
+          <w:sz w:val="22"/>
           <w:szCs w:val="17"/>
         </w:rPr>
         <w:t xml:space="preserve">Builds on Grade 3 · 3.MD.D.8</w:t>
@@ -154,6 +155,7 @@
           </w:tcPr>
           <w:p>
             <w:pPr>
+              <w:pStyle w:val="Heading2"/>
               <w:spacing w:before="0" w:after="0" w:line="252" w:lineRule="auto"/>
             </w:pPr>
             <w:r>
@@ -183,7 +185,7 @@
               <w:rPr>
                 <w:rFonts w:ascii="Avenir Next" w:hAnsi="Avenir Next" w:cs="Avenir Next" w:eastAsia="Avenir Next"/>
                 <w:color w:val="1A1A1A"/>
-                <w:sz w:val="20"/>
+                <w:sz w:val="22"/>
                 <w:szCs w:val="20"/>
               </w:rPr>
               <w:t xml:space="preserve">You will wrap 3 rectangles around a triangle: (5 + 12 + 13) × 6 for the cheese wedge.</w:t>
@@ -203,6 +205,7 @@
           </w:tcPr>
           <w:p>
             <w:pPr>
+              <w:pStyle w:val="Heading2"/>
               <w:spacing w:before="0" w:after="0" w:line="252" w:lineRule="auto"/>
             </w:pPr>
             <w:r>
@@ -232,7 +235,7 @@
               <w:rPr>
                 <w:rFonts w:ascii="Avenir Next" w:hAnsi="Avenir Next" w:cs="Avenir Next" w:eastAsia="Avenir Next"/>
                 <w:color w:val="1A1A1A"/>
-                <w:sz w:val="20"/>
+                <w:sz w:val="22"/>
                 <w:szCs w:val="20"/>
               </w:rPr>
               <w:t xml:space="preserve">Add the 3 sides of a triangle, like 8 + 15 + 17.  </w:t>
@@ -242,7 +245,7 @@
                 <w:rFonts w:ascii="Avenir Next" w:hAnsi="Avenir Next" w:cs="Avenir Next" w:eastAsia="Avenir Next"/>
                 <w:b/>
                 <w:color w:val="1A1A1A"/>
-                <w:sz w:val="20"/>
+                <w:sz w:val="22"/>
                 <w:szCs w:val="20"/>
               </w:rPr>
               <w:t xml:space="preserve">You will use it in Practice Form A, problems 3, 4, and 6.</w:t>
@@ -253,6 +256,7 @@
     </w:tbl>
     <w:p>
       <w:pPr>
+        <w:pStyle w:val="Heading2"/>
         <w:keepNext/>
         <w:pBdr>
           <w:bottom w:val="single" w:sz="8" w:space="3" w:color="003A70"/>
@@ -268,7 +272,7 @@
           <w:b/>
           <w:color w:val="003A70"/>
           <w:spacing w:val="14"/>
-          <w:sz w:val="19"/>
+          <w:sz w:val="22"/>
           <w:szCs w:val="19"/>
         </w:rPr>
         <w:t xml:space="preserve">STEPS TO FOLLOW</w:t>
@@ -287,7 +291,7 @@
           <w:rFonts w:ascii="Avenir Next" w:hAnsi="Avenir Next" w:cs="Avenir Next" w:eastAsia="Avenir Next"/>
           <w:i/>
           <w:color w:val="5A5F66"/>
-          <w:sz w:val="17"/>
+          <w:sz w:val="22"/>
           <w:szCs w:val="17"/>
         </w:rPr>
         <w:t xml:space="preserve">use these same steps on every problem</w:t>
@@ -329,6 +333,7 @@
           </w:tcPr>
           <w:p>
             <w:pPr>
+              <w:pStyle w:val="Heading1"/>
               <w:spacing w:before="0" w:after="0" w:line="240" w:lineRule="auto"/>
               <w:jc w:val="center"/>
             </w:pPr>
@@ -358,7 +363,7 @@
                 <w:rFonts w:ascii="Avenir Next" w:hAnsi="Avenir Next" w:cs="Avenir Next" w:eastAsia="Avenir Next"/>
                 <w:b/>
                 <w:color w:val="1A1A1A"/>
-                <w:sz w:val="21"/>
+                <w:sz w:val="22"/>
                 <w:szCs w:val="21"/>
               </w:rPr>
               <w:t xml:space="preserve">List</w:t>
@@ -367,7 +372,7 @@
               <w:rPr>
                 <w:rFonts w:ascii="Avenir Next" w:hAnsi="Avenir Next" w:cs="Avenir Next" w:eastAsia="Avenir Next"/>
                 <w:color w:val="1A1A1A"/>
-                <w:sz w:val="21"/>
+                <w:sz w:val="22"/>
                 <w:szCs w:val="21"/>
               </w:rPr>
               <w:t xml:space="preserve"> all three side lengths.</w:t>
@@ -386,6 +391,7 @@
           </w:tcPr>
           <w:p>
             <w:pPr>
+              <w:pStyle w:val="Heading1"/>
               <w:spacing w:before="0" w:after="0" w:line="240" w:lineRule="auto"/>
               <w:jc w:val="center"/>
             </w:pPr>
@@ -415,7 +421,7 @@
                 <w:rFonts w:ascii="Avenir Next" w:hAnsi="Avenir Next" w:cs="Avenir Next" w:eastAsia="Avenir Next"/>
                 <w:b/>
                 <w:color w:val="1A1A1A"/>
-                <w:sz w:val="21"/>
+                <w:sz w:val="22"/>
                 <w:szCs w:val="21"/>
               </w:rPr>
               <w:t xml:space="preserve">Add</w:t>
@@ -424,7 +430,7 @@
               <w:rPr>
                 <w:rFonts w:ascii="Avenir Next" w:hAnsi="Avenir Next" w:cs="Avenir Next" w:eastAsia="Avenir Next"/>
                 <w:color w:val="1A1A1A"/>
-                <w:sz w:val="21"/>
+                <w:sz w:val="22"/>
                 <w:szCs w:val="21"/>
               </w:rPr>
               <w:t xml:space="preserve"> two of the sides.</w:t>
@@ -443,6 +449,7 @@
           </w:tcPr>
           <w:p>
             <w:pPr>
+              <w:pStyle w:val="Heading1"/>
               <w:spacing w:before="0" w:after="0" w:line="240" w:lineRule="auto"/>
               <w:jc w:val="center"/>
             </w:pPr>
@@ -472,7 +479,7 @@
                 <w:rFonts w:ascii="Avenir Next" w:hAnsi="Avenir Next" w:cs="Avenir Next" w:eastAsia="Avenir Next"/>
                 <w:b/>
                 <w:color w:val="1A1A1A"/>
-                <w:sz w:val="21"/>
+                <w:sz w:val="22"/>
                 <w:szCs w:val="21"/>
               </w:rPr>
               <w:t xml:space="preserve">Add</w:t>
@@ -481,7 +488,7 @@
               <w:rPr>
                 <w:rFonts w:ascii="Avenir Next" w:hAnsi="Avenir Next" w:cs="Avenir Next" w:eastAsia="Avenir Next"/>
                 <w:color w:val="1A1A1A"/>
-                <w:sz w:val="21"/>
+                <w:sz w:val="22"/>
                 <w:szCs w:val="21"/>
               </w:rPr>
               <w:t xml:space="preserve"> the third side. Write the unit.</w:t>
@@ -492,6 +499,7 @@
     </w:tbl>
     <w:p>
       <w:pPr>
+        <w:pStyle w:val="Heading2"/>
         <w:keepNext/>
         <w:pBdr>
           <w:bottom w:val="single" w:sz="8" w:space="3" w:color="003A70"/>
@@ -507,7 +515,7 @@
           <w:b/>
           <w:color w:val="003A70"/>
           <w:spacing w:val="14"/>
-          <w:sz w:val="19"/>
+          <w:sz w:val="22"/>
           <w:szCs w:val="19"/>
         </w:rPr>
         <w:t xml:space="preserve">WATCH ME</w:t>
@@ -526,7 +534,7 @@
           <w:rFonts w:ascii="Avenir Next" w:hAnsi="Avenir Next" w:cs="Avenir Next" w:eastAsia="Avenir Next"/>
           <w:i/>
           <w:color w:val="5A5F66"/>
-          <w:sz w:val="17"/>
+          <w:sz w:val="22"/>
           <w:szCs w:val="17"/>
         </w:rPr>
         <w:t xml:space="preserve">the steps in action</w:t>
@@ -541,7 +549,7 @@
           <w:rFonts w:ascii="Avenir Next" w:hAnsi="Avenir Next" w:cs="Avenir Next" w:eastAsia="Avenir Next"/>
           <w:b/>
           <w:color w:val="1A1A1A"/>
-          <w:sz w:val="21"/>
+          <w:sz w:val="22"/>
           <w:szCs w:val="21"/>
         </w:rPr>
         <w:t xml:space="preserve">A triangle has sides 8, 15, and 17 cm. Find its perimeter.</w:t>
@@ -560,25 +568,25 @@
           <w:rFonts w:ascii="Avenir Next" w:hAnsi="Avenir Next" w:cs="Avenir Next" w:eastAsia="Avenir Next"/>
           <w:b/>
           <w:color w:val="003A70"/>
+          <w:sz w:val="22"/>
+          <w:szCs w:val="19"/>
+        </w:rPr>
+        <w:t xml:space="preserve">Step 1</w:t>
+      </w:r>
+      <w:r>
+        <w:rPr>
+          <w:rFonts w:ascii="Avenir Next" w:hAnsi="Avenir Next" w:cs="Avenir Next" w:eastAsia="Avenir Next"/>
+          <w:color w:val="1A1A1A"/>
           <w:sz w:val="19"/>
           <w:szCs w:val="19"/>
         </w:rPr>
-        <w:t xml:space="preserve">Step 1</w:t>
-      </w:r>
-      <w:r>
-        <w:rPr>
-          <w:rFonts w:ascii="Avenir Next" w:hAnsi="Avenir Next" w:cs="Avenir Next" w:eastAsia="Avenir Next"/>
-          <w:color w:val="1A1A1A"/>
-          <w:sz w:val="19"/>
-          <w:szCs w:val="19"/>
-        </w:rPr>
         <w:tab/>
       </w:r>
       <w:r>
         <w:rPr>
           <w:rFonts w:ascii="Avenir Next" w:hAnsi="Avenir Next" w:cs="Avenir Next" w:eastAsia="Avenir Next"/>
           <w:color w:val="1A1A1A"/>
-          <w:sz w:val="21"/>
+          <w:sz w:val="22"/>
           <w:szCs w:val="21"/>
         </w:rPr>
         <w:t xml:space="preserve">Sides: 8, 15, 17.</w:t>
@@ -597,25 +605,25 @@
           <w:rFonts w:ascii="Avenir Next" w:hAnsi="Avenir Next" w:cs="Avenir Next" w:eastAsia="Avenir Next"/>
           <w:b/>
           <w:color w:val="003A70"/>
+          <w:sz w:val="22"/>
+          <w:szCs w:val="19"/>
+        </w:rPr>
+        <w:t xml:space="preserve">Step 2</w:t>
+      </w:r>
+      <w:r>
+        <w:rPr>
+          <w:rFonts w:ascii="Avenir Next" w:hAnsi="Avenir Next" w:cs="Avenir Next" w:eastAsia="Avenir Next"/>
+          <w:color w:val="1A1A1A"/>
           <w:sz w:val="19"/>
           <w:szCs w:val="19"/>
         </w:rPr>
-        <w:t xml:space="preserve">Step 2</w:t>
-      </w:r>
-      <w:r>
-        <w:rPr>
-          <w:rFonts w:ascii="Avenir Next" w:hAnsi="Avenir Next" w:cs="Avenir Next" w:eastAsia="Avenir Next"/>
-          <w:color w:val="1A1A1A"/>
-          <w:sz w:val="19"/>
-          <w:szCs w:val="19"/>
-        </w:rPr>
         <w:tab/>
       </w:r>
       <w:r>
         <w:rPr>
           <w:rFonts w:ascii="Avenir Next" w:hAnsi="Avenir Next" w:cs="Avenir Next" w:eastAsia="Avenir Next"/>
           <w:color w:val="1A1A1A"/>
-          <w:sz w:val="21"/>
+          <w:sz w:val="22"/>
           <w:szCs w:val="21"/>
         </w:rPr>
         <w:t xml:space="preserve">8 + 15 = 23.</w:t>
@@ -634,25 +642,25 @@
           <w:rFonts w:ascii="Avenir Next" w:hAnsi="Avenir Next" w:cs="Avenir Next" w:eastAsia="Avenir Next"/>
           <w:b/>
           <w:color w:val="003A70"/>
+          <w:sz w:val="22"/>
+          <w:szCs w:val="19"/>
+        </w:rPr>
+        <w:t xml:space="preserve">Step 3</w:t>
+      </w:r>
+      <w:r>
+        <w:rPr>
+          <w:rFonts w:ascii="Avenir Next" w:hAnsi="Avenir Next" w:cs="Avenir Next" w:eastAsia="Avenir Next"/>
+          <w:color w:val="1A1A1A"/>
           <w:sz w:val="19"/>
           <w:szCs w:val="19"/>
         </w:rPr>
-        <w:t xml:space="preserve">Step 3</w:t>
-      </w:r>
-      <w:r>
-        <w:rPr>
-          <w:rFonts w:ascii="Avenir Next" w:hAnsi="Avenir Next" w:cs="Avenir Next" w:eastAsia="Avenir Next"/>
-          <w:color w:val="1A1A1A"/>
-          <w:sz w:val="19"/>
-          <w:szCs w:val="19"/>
-        </w:rPr>
         <w:tab/>
       </w:r>
       <w:r>
         <w:rPr>
           <w:rFonts w:ascii="Avenir Next" w:hAnsi="Avenir Next" w:cs="Avenir Next" w:eastAsia="Avenir Next"/>
           <w:color w:val="1A1A1A"/>
-          <w:sz w:val="21"/>
+          <w:sz w:val="22"/>
           <w:szCs w:val="21"/>
         </w:rPr>
         <w:t xml:space="preserve">23 + 17 = 40.</w:t>
@@ -671,18 +679,18 @@
           <w:rFonts w:ascii="Avenir Next" w:hAnsi="Avenir Next" w:cs="Avenir Next" w:eastAsia="Avenir Next"/>
           <w:b/>
           <w:color w:val="1A1A1A"/>
+          <w:sz w:val="22"/>
+          <w:szCs w:val="21"/>
+        </w:rPr>
+        <w:t xml:space="preserve">Answer</w:t>
+      </w:r>
+      <w:r>
+        <w:rPr>
+          <w:rFonts w:ascii="Avenir Next" w:hAnsi="Avenir Next" w:cs="Avenir Next" w:eastAsia="Avenir Next"/>
+          <w:color w:val="1A1A1A"/>
           <w:sz w:val="21"/>
           <w:szCs w:val="21"/>
         </w:rPr>
-        <w:t xml:space="preserve">Answer</w:t>
-      </w:r>
-      <w:r>
-        <w:rPr>
-          <w:rFonts w:ascii="Avenir Next" w:hAnsi="Avenir Next" w:cs="Avenir Next" w:eastAsia="Avenir Next"/>
-          <w:color w:val="1A1A1A"/>
-          <w:sz w:val="21"/>
-          <w:szCs w:val="21"/>
-        </w:rPr>
         <w:tab/>
       </w:r>
       <w:r>
@@ -690,7 +698,7 @@
           <w:rFonts w:ascii="Avenir Next" w:hAnsi="Avenir Next" w:cs="Avenir Next" w:eastAsia="Avenir Next"/>
           <w:b/>
           <w:color w:val="1A1A1A"/>
-          <w:sz w:val="21"/>
+          <w:sz w:val="22"/>
           <w:szCs w:val="21"/>
         </w:rPr>
         <w:t xml:space="preserve">40 cm</w:t>
@@ -698,6 +706,7 @@
     </w:p>
     <w:p>
       <w:pPr>
+        <w:pStyle w:val="Heading2"/>
         <w:keepNext/>
         <w:pBdr>
           <w:bottom w:val="single" w:sz="8" w:space="3" w:color="003A70"/>
@@ -713,7 +722,7 @@
           <w:b/>
           <w:color w:val="003A70"/>
           <w:spacing w:val="14"/>
-          <w:sz w:val="19"/>
+          <w:sz w:val="22"/>
           <w:szCs w:val="19"/>
         </w:rPr>
         <w:t xml:space="preserve">TRY IT WITH HELP</w:t>
@@ -732,7 +741,7 @@
           <w:rFonts w:ascii="Avenir Next" w:hAnsi="Avenir Next" w:cs="Avenir Next" w:eastAsia="Avenir Next"/>
           <w:i/>
           <w:color w:val="5A5F66"/>
-          <w:sz w:val="17"/>
+          <w:sz w:val="22"/>
           <w:szCs w:val="17"/>
         </w:rPr>
         <w:t xml:space="preserve">fill in each step</w:t>
@@ -790,35 +799,35 @@
           <w:rFonts w:ascii="Avenir Next" w:hAnsi="Avenir Next" w:cs="Avenir Next" w:eastAsia="Avenir Next"/>
           <w:b/>
           <w:color w:val="003A70"/>
+          <w:sz w:val="22"/>
+          <w:szCs w:val="18"/>
+        </w:rPr>
+        <w:t xml:space="preserve">Step 1</w:t>
+      </w:r>
+      <w:r>
+        <w:rPr>
+          <w:rFonts w:ascii="Avenir Next" w:hAnsi="Avenir Next" w:cs="Avenir Next" w:eastAsia="Avenir Next"/>
+          <w:color w:val="1A1A1A"/>
           <w:sz w:val="18"/>
           <w:szCs w:val="18"/>
         </w:rPr>
-        <w:t xml:space="preserve">Step 1</w:t>
-      </w:r>
-      <w:r>
-        <w:rPr>
-          <w:rFonts w:ascii="Avenir Next" w:hAnsi="Avenir Next" w:cs="Avenir Next" w:eastAsia="Avenir Next"/>
-          <w:color w:val="1A1A1A"/>
-          <w:sz w:val="18"/>
-          <w:szCs w:val="18"/>
-        </w:rPr>
         <w:tab/>
       </w:r>
       <w:r>
         <w:rPr>
           <w:rFonts w:ascii="Avenir Next" w:hAnsi="Avenir Next" w:cs="Avenir Next" w:eastAsia="Avenir Next"/>
           <w:color w:val="1A1A1A"/>
+          <w:sz w:val="22"/>
+          <w:szCs w:val="21"/>
+        </w:rPr>
+        <w:t xml:space="preserve">Sides: 6, </w:t>
+      </w:r>
+      <w:r>
+        <w:rPr>
+          <w:rFonts w:ascii="Avenir Next" w:hAnsi="Avenir Next" w:cs="Avenir Next" w:eastAsia="Avenir Next"/>
+          <w:color w:val="1A1A1A"/>
           <w:sz w:val="21"/>
           <w:szCs w:val="21"/>
-        </w:rPr>
-        <w:t xml:space="preserve">Sides: 6, </w:t>
-      </w:r>
-      <w:r>
-        <w:rPr>
-          <w:rFonts w:ascii="Avenir Next" w:hAnsi="Avenir Next" w:cs="Avenir Next" w:eastAsia="Avenir Next"/>
-          <w:color w:val="1A1A1A"/>
-          <w:sz w:val="21"/>
-          <w:szCs w:val="21"/>
           <w:u w:val="single"/>
         </w:rPr>
         <w:t xml:space="preserve">                </w:t>
@@ -827,7 +836,7 @@
         <w:rPr>
           <w:rFonts w:ascii="Avenir Next" w:hAnsi="Avenir Next" w:cs="Avenir Next" w:eastAsia="Avenir Next"/>
           <w:color w:val="1A1A1A"/>
-          <w:sz w:val="21"/>
+          <w:sz w:val="22"/>
           <w:szCs w:val="21"/>
         </w:rPr>
         <w:t xml:space="preserve">, </w:t>
@@ -857,25 +866,25 @@
           <w:rFonts w:ascii="Avenir Next" w:hAnsi="Avenir Next" w:cs="Avenir Next" w:eastAsia="Avenir Next"/>
           <w:b/>
           <w:color w:val="003A70"/>
+          <w:sz w:val="22"/>
+          <w:szCs w:val="18"/>
+        </w:rPr>
+        <w:t xml:space="preserve">Step 2</w:t>
+      </w:r>
+      <w:r>
+        <w:rPr>
+          <w:rFonts w:ascii="Avenir Next" w:hAnsi="Avenir Next" w:cs="Avenir Next" w:eastAsia="Avenir Next"/>
+          <w:color w:val="1A1A1A"/>
           <w:sz w:val="18"/>
           <w:szCs w:val="18"/>
         </w:rPr>
-        <w:t xml:space="preserve">Step 2</w:t>
-      </w:r>
-      <w:r>
-        <w:rPr>
-          <w:rFonts w:ascii="Avenir Next" w:hAnsi="Avenir Next" w:cs="Avenir Next" w:eastAsia="Avenir Next"/>
-          <w:color w:val="1A1A1A"/>
-          <w:sz w:val="18"/>
-          <w:szCs w:val="18"/>
-        </w:rPr>
         <w:tab/>
       </w:r>
       <w:r>
         <w:rPr>
           <w:rFonts w:ascii="Avenir Next" w:hAnsi="Avenir Next" w:cs="Avenir Next" w:eastAsia="Avenir Next"/>
           <w:color w:val="1A1A1A"/>
-          <w:sz w:val="21"/>
+          <w:sz w:val="22"/>
           <w:szCs w:val="21"/>
         </w:rPr>
         <w:t xml:space="preserve">6 + 8 = </w:t>
@@ -905,35 +914,35 @@
           <w:rFonts w:ascii="Avenir Next" w:hAnsi="Avenir Next" w:cs="Avenir Next" w:eastAsia="Avenir Next"/>
           <w:b/>
           <w:color w:val="003A70"/>
+          <w:sz w:val="22"/>
+          <w:szCs w:val="18"/>
+        </w:rPr>
+        <w:t xml:space="preserve">Step 3</w:t>
+      </w:r>
+      <w:r>
+        <w:rPr>
+          <w:rFonts w:ascii="Avenir Next" w:hAnsi="Avenir Next" w:cs="Avenir Next" w:eastAsia="Avenir Next"/>
+          <w:color w:val="1A1A1A"/>
           <w:sz w:val="18"/>
           <w:szCs w:val="18"/>
         </w:rPr>
-        <w:t xml:space="preserve">Step 3</w:t>
-      </w:r>
-      <w:r>
-        <w:rPr>
-          <w:rFonts w:ascii="Avenir Next" w:hAnsi="Avenir Next" w:cs="Avenir Next" w:eastAsia="Avenir Next"/>
-          <w:color w:val="1A1A1A"/>
-          <w:sz w:val="18"/>
-          <w:szCs w:val="18"/>
-        </w:rPr>
         <w:tab/>
       </w:r>
       <w:r>
         <w:rPr>
           <w:rFonts w:ascii="Avenir Next" w:hAnsi="Avenir Next" w:cs="Avenir Next" w:eastAsia="Avenir Next"/>
           <w:color w:val="1A1A1A"/>
+          <w:sz w:val="22"/>
+          <w:szCs w:val="21"/>
+        </w:rPr>
+        <w:t xml:space="preserve">14 + 10 = </w:t>
+      </w:r>
+      <w:r>
+        <w:rPr>
+          <w:rFonts w:ascii="Avenir Next" w:hAnsi="Avenir Next" w:cs="Avenir Next" w:eastAsia="Avenir Next"/>
+          <w:color w:val="1A1A1A"/>
           <w:sz w:val="21"/>
           <w:szCs w:val="21"/>
-        </w:rPr>
-        <w:t xml:space="preserve">14 + 10 = </w:t>
-      </w:r>
-      <w:r>
-        <w:rPr>
-          <w:rFonts w:ascii="Avenir Next" w:hAnsi="Avenir Next" w:cs="Avenir Next" w:eastAsia="Avenir Next"/>
-          <w:color w:val="1A1A1A"/>
-          <w:sz w:val="21"/>
-          <w:szCs w:val="21"/>
           <w:u w:val="single"/>
         </w:rPr>
         <w:t xml:space="preserve">                </w:t>
@@ -942,7 +951,7 @@
         <w:rPr>
           <w:rFonts w:ascii="Avenir Next" w:hAnsi="Avenir Next" w:cs="Avenir Next" w:eastAsia="Avenir Next"/>
           <w:color w:val="1A1A1A"/>
-          <w:sz w:val="21"/>
+          <w:sz w:val="22"/>
           <w:szCs w:val="21"/>
         </w:rPr>
         <w:t xml:space="preserve"> m</w:t>
@@ -1005,28 +1014,47 @@
           <w:rFonts w:ascii="Avenir Next" w:hAnsi="Avenir Next" w:cs="Avenir Next" w:eastAsia="Avenir Next"/>
           <w:b/>
           <w:color w:val="003A70"/>
+          <w:sz w:val="22"/>
+          <w:szCs w:val="18"/>
+        </w:rPr>
+        <w:t xml:space="preserve">Step 1</w:t>
+      </w:r>
+      <w:r>
+        <w:rPr>
+          <w:rFonts w:ascii="Avenir Next" w:hAnsi="Avenir Next" w:cs="Avenir Next" w:eastAsia="Avenir Next"/>
+          <w:color w:val="1A1A1A"/>
           <w:sz w:val="18"/>
           <w:szCs w:val="18"/>
         </w:rPr>
-        <w:t xml:space="preserve">Step 1</w:t>
-      </w:r>
-      <w:r>
-        <w:rPr>
-          <w:rFonts w:ascii="Avenir Next" w:hAnsi="Avenir Next" w:cs="Avenir Next" w:eastAsia="Avenir Next"/>
-          <w:color w:val="1A1A1A"/>
-          <w:sz w:val="18"/>
-          <w:szCs w:val="18"/>
-        </w:rPr>
         <w:tab/>
       </w:r>
       <w:r>
         <w:rPr>
           <w:rFonts w:ascii="Avenir Next" w:hAnsi="Avenir Next" w:cs="Avenir Next" w:eastAsia="Avenir Next"/>
           <w:color w:val="1A1A1A"/>
+          <w:sz w:val="22"/>
+          <w:szCs w:val="21"/>
+        </w:rPr>
+        <w:t xml:space="preserve">Sides: </w:t>
+      </w:r>
+      <w:r>
+        <w:rPr>
+          <w:rFonts w:ascii="Avenir Next" w:hAnsi="Avenir Next" w:cs="Avenir Next" w:eastAsia="Avenir Next"/>
+          <w:color w:val="1A1A1A"/>
           <w:sz w:val="21"/>
           <w:szCs w:val="21"/>
-        </w:rPr>
-        <w:t xml:space="preserve">Sides: </w:t>
+          <w:u w:val="single"/>
+        </w:rPr>
+        <w:t xml:space="preserve">                </w:t>
+      </w:r>
+      <w:r>
+        <w:rPr>
+          <w:rFonts w:ascii="Avenir Next" w:hAnsi="Avenir Next" w:cs="Avenir Next" w:eastAsia="Avenir Next"/>
+          <w:color w:val="1A1A1A"/>
+          <w:sz w:val="22"/>
+          <w:szCs w:val="21"/>
+        </w:rPr>
+        <w:t xml:space="preserve">, </w:t>
       </w:r>
       <w:r>
         <w:rPr>
@@ -1042,26 +1070,7 @@
         <w:rPr>
           <w:rFonts w:ascii="Avenir Next" w:hAnsi="Avenir Next" w:cs="Avenir Next" w:eastAsia="Avenir Next"/>
           <w:color w:val="1A1A1A"/>
-          <w:sz w:val="21"/>
-          <w:szCs w:val="21"/>
-        </w:rPr>
-        <w:t xml:space="preserve">, </w:t>
-      </w:r>
-      <w:r>
-        <w:rPr>
-          <w:rFonts w:ascii="Avenir Next" w:hAnsi="Avenir Next" w:cs="Avenir Next" w:eastAsia="Avenir Next"/>
-          <w:color w:val="1A1A1A"/>
-          <w:sz w:val="21"/>
-          <w:szCs w:val="21"/>
-          <w:u w:val="single"/>
-        </w:rPr>
-        <w:t xml:space="preserve">                </w:t>
-      </w:r>
-      <w:r>
-        <w:rPr>
-          <w:rFonts w:ascii="Avenir Next" w:hAnsi="Avenir Next" w:cs="Avenir Next" w:eastAsia="Avenir Next"/>
-          <w:color w:val="1A1A1A"/>
-          <w:sz w:val="21"/>
+          <w:sz w:val="22"/>
           <w:szCs w:val="21"/>
         </w:rPr>
         <w:t xml:space="preserve">, 10</w:t>
@@ -1081,25 +1090,25 @@
           <w:rFonts w:ascii="Avenir Next" w:hAnsi="Avenir Next" w:cs="Avenir Next" w:eastAsia="Avenir Next"/>
           <w:b/>
           <w:color w:val="003A70"/>
+          <w:sz w:val="22"/>
+          <w:szCs w:val="18"/>
+        </w:rPr>
+        <w:t xml:space="preserve">Step 2</w:t>
+      </w:r>
+      <w:r>
+        <w:rPr>
+          <w:rFonts w:ascii="Avenir Next" w:hAnsi="Avenir Next" w:cs="Avenir Next" w:eastAsia="Avenir Next"/>
+          <w:color w:val="1A1A1A"/>
           <w:sz w:val="18"/>
           <w:szCs w:val="18"/>
         </w:rPr>
-        <w:t xml:space="preserve">Step 2</w:t>
-      </w:r>
-      <w:r>
-        <w:rPr>
-          <w:rFonts w:ascii="Avenir Next" w:hAnsi="Avenir Next" w:cs="Avenir Next" w:eastAsia="Avenir Next"/>
-          <w:color w:val="1A1A1A"/>
-          <w:sz w:val="18"/>
-          <w:szCs w:val="18"/>
-        </w:rPr>
         <w:tab/>
       </w:r>
       <w:r>
         <w:rPr>
           <w:rFonts w:ascii="Avenir Next" w:hAnsi="Avenir Next" w:cs="Avenir Next" w:eastAsia="Avenir Next"/>
           <w:color w:val="1A1A1A"/>
-          <w:sz w:val="21"/>
+          <w:sz w:val="22"/>
           <w:szCs w:val="21"/>
         </w:rPr>
         <w:t xml:space="preserve">13 + 13 = </w:t>
@@ -1129,35 +1138,35 @@
           <w:rFonts w:ascii="Avenir Next" w:hAnsi="Avenir Next" w:cs="Avenir Next" w:eastAsia="Avenir Next"/>
           <w:b/>
           <w:color w:val="003A70"/>
+          <w:sz w:val="22"/>
+          <w:szCs w:val="18"/>
+        </w:rPr>
+        <w:t xml:space="preserve">Step 3</w:t>
+      </w:r>
+      <w:r>
+        <w:rPr>
+          <w:rFonts w:ascii="Avenir Next" w:hAnsi="Avenir Next" w:cs="Avenir Next" w:eastAsia="Avenir Next"/>
+          <w:color w:val="1A1A1A"/>
           <w:sz w:val="18"/>
           <w:szCs w:val="18"/>
         </w:rPr>
-        <w:t xml:space="preserve">Step 3</w:t>
-      </w:r>
-      <w:r>
-        <w:rPr>
-          <w:rFonts w:ascii="Avenir Next" w:hAnsi="Avenir Next" w:cs="Avenir Next" w:eastAsia="Avenir Next"/>
-          <w:color w:val="1A1A1A"/>
-          <w:sz w:val="18"/>
-          <w:szCs w:val="18"/>
-        </w:rPr>
         <w:tab/>
       </w:r>
       <w:r>
         <w:rPr>
           <w:rFonts w:ascii="Avenir Next" w:hAnsi="Avenir Next" w:cs="Avenir Next" w:eastAsia="Avenir Next"/>
           <w:color w:val="1A1A1A"/>
+          <w:sz w:val="22"/>
+          <w:szCs w:val="21"/>
+        </w:rPr>
+        <w:t xml:space="preserve">26 + 10 = </w:t>
+      </w:r>
+      <w:r>
+        <w:rPr>
+          <w:rFonts w:ascii="Avenir Next" w:hAnsi="Avenir Next" w:cs="Avenir Next" w:eastAsia="Avenir Next"/>
+          <w:color w:val="1A1A1A"/>
           <w:sz w:val="21"/>
           <w:szCs w:val="21"/>
-        </w:rPr>
-        <w:t xml:space="preserve">26 + 10 = </w:t>
-      </w:r>
-      <w:r>
-        <w:rPr>
-          <w:rFonts w:ascii="Avenir Next" w:hAnsi="Avenir Next" w:cs="Avenir Next" w:eastAsia="Avenir Next"/>
-          <w:color w:val="1A1A1A"/>
-          <w:sz w:val="21"/>
-          <w:szCs w:val="21"/>
           <w:u w:val="single"/>
         </w:rPr>
         <w:t xml:space="preserve">                </w:t>
@@ -1166,7 +1175,7 @@
         <w:rPr>
           <w:rFonts w:ascii="Avenir Next" w:hAnsi="Avenir Next" w:cs="Avenir Next" w:eastAsia="Avenir Next"/>
           <w:color w:val="1A1A1A"/>
-          <w:sz w:val="21"/>
+          <w:sz w:val="22"/>
           <w:szCs w:val="21"/>
         </w:rPr>
         <w:t xml:space="preserve"> in</w:t>
@@ -1179,6 +1188,7 @@
     </w:p>
     <w:p>
       <w:pPr>
+        <w:pStyle w:val="Heading2"/>
         <w:keepNext/>
         <w:pBdr>
           <w:bottom w:val="single" w:sz="8" w:space="3" w:color="003A70"/>
@@ -1194,7 +1204,7 @@
           <w:b/>
           <w:color w:val="003A70"/>
           <w:spacing w:val="14"/>
-          <w:sz w:val="19"/>
+          <w:sz w:val="22"/>
           <w:szCs w:val="19"/>
         </w:rPr>
         <w:t xml:space="preserve">YOUR TURN</w:t>
@@ -1213,7 +1223,7 @@
           <w:rFonts w:ascii="Avenir Next" w:hAnsi="Avenir Next" w:cs="Avenir Next" w:eastAsia="Avenir Next"/>
           <w:i/>
           <w:color w:val="5A5F66"/>
-          <w:sz w:val="17"/>
+          <w:sz w:val="22"/>
           <w:szCs w:val="17"/>
         </w:rPr>
         <w:t xml:space="preserve">use the steps on your own</w:t>
@@ -1385,7 +1395,7 @@
                       <w:szCs w:val="22"/>
                       <w:u w:val="single"/>
                     </w:rPr>
-                    <w:t xml:space="preserve">        </w:t>
+                    <w:t xml:space="preserve">            </w:t>
                   </w:r>
                 </w:p>
               </w:tc>
@@ -1447,7 +1457,7 @@
                       <w:szCs w:val="22"/>
                       <w:u w:val="single"/>
                     </w:rPr>
-                    <w:t xml:space="preserve">        </w:t>
+                    <w:t xml:space="preserve">            </w:t>
                   </w:r>
                 </w:p>
               </w:tc>
@@ -1509,7 +1519,7 @@
                       <w:szCs w:val="22"/>
                       <w:u w:val="single"/>
                     </w:rPr>
-                    <w:t xml:space="preserve">        </w:t>
+                    <w:t xml:space="preserve">            </w:t>
                   </w:r>
                 </w:p>
               </w:tc>
@@ -1577,7 +1587,7 @@
                       <w:szCs w:val="22"/>
                       <w:u w:val="single"/>
                     </w:rPr>
-                    <w:t xml:space="preserve">        </w:t>
+                    <w:t xml:space="preserve">            </w:t>
                   </w:r>
                 </w:p>
               </w:tc>
@@ -1639,7 +1649,7 @@
                       <w:szCs w:val="22"/>
                       <w:u w:val="single"/>
                     </w:rPr>
-                    <w:t xml:space="preserve">        </w:t>
+                    <w:t xml:space="preserve">            </w:t>
                   </w:r>
                 </w:p>
               </w:tc>
@@ -1701,7 +1711,7 @@
                       <w:szCs w:val="22"/>
                       <w:u w:val="single"/>
                     </w:rPr>
-                    <w:t xml:space="preserve">        </w:t>
+                    <w:t xml:space="preserve">            </w:t>
                   </w:r>
                 </w:p>
               </w:tc>
@@ -1724,7 +1734,7 @@
       <w:pPr>
         <w:pageBreakBefore/>
         <w:keepNext/>
-        <w:spacing w:before="0" w:after="12" w:line="264" w:lineRule="auto"/>
+        <w:spacing w:before="0" w:after="12" w:line="252" w:lineRule="auto"/>
       </w:pPr>
       <w:r>
         <w:rPr>
@@ -1733,7 +1743,7 @@
           <w:caps/>
           <w:color w:val="003A70"/>
           <w:spacing w:val="12"/>
-          <w:sz w:val="19"/>
+          <w:sz w:val="22"/>
           <w:szCs w:val="19"/>
         </w:rPr>
         <w:t xml:space="preserve">Lesson 5-7  ·  Session 2  ·  Prerequisite Practice A  ·  Skill 2 of 2</w:t>
@@ -1741,6 +1751,7 @@
     </w:p>
     <w:p>
       <w:pPr>
+        <w:pStyle w:val="Heading1"/>
         <w:keepNext/>
         <w:spacing w:before="0" w:after="10" w:line="240" w:lineRule="auto"/>
       </w:pPr>
@@ -1760,13 +1771,13 @@
         <w:pBdr>
           <w:bottom w:val="single" w:sz="4" w:space="5" w:color="C9CDD2"/>
         </w:pBdr>
-        <w:spacing w:before="0" w:after="60" w:line="264" w:lineRule="auto"/>
+        <w:spacing w:before="0" w:after="60" w:line="252" w:lineRule="auto"/>
       </w:pPr>
       <w:r>
         <w:rPr>
           <w:rFonts w:ascii="Avenir Next" w:hAnsi="Avenir Next" w:cs="Avenir Next" w:eastAsia="Avenir Next"/>
           <w:color w:val="5A5F66"/>
-          <w:sz w:val="17"/>
+          <w:sz w:val="22"/>
           <w:szCs w:val="17"/>
         </w:rPr>
         <w:t xml:space="preserve">Builds on Grade 5 · 5.NBT.B.5</w:t>
@@ -1809,7 +1820,8 @@
           </w:tcPr>
           <w:p>
             <w:pPr>
-              <w:spacing w:before="0" w:after="0" w:line="252" w:lineRule="auto"/>
+              <w:pStyle w:val="Heading2"/>
+              <w:spacing w:before="0" w:after="0" w:line="246" w:lineRule="auto"/>
             </w:pPr>
             <w:r>
               <w:rPr>
@@ -1832,13 +1844,13 @@
           </w:tcPr>
           <w:p>
             <w:pPr>
-              <w:spacing w:before="0" w:after="0" w:line="264" w:lineRule="auto"/>
+              <w:spacing w:before="0" w:after="0" w:line="252" w:lineRule="auto"/>
             </w:pPr>
             <w:r>
               <w:rPr>
                 <w:rFonts w:ascii="Avenir Next" w:hAnsi="Avenir Next" w:cs="Avenir Next" w:eastAsia="Avenir Next"/>
                 <w:color w:val="1A1A1A"/>
-                <w:sz w:val="20"/>
+                <w:sz w:val="22"/>
                 <w:szCs w:val="20"/>
               </w:rPr>
               <w:t xml:space="preserve">You will multiply a perimeter by a length, like (20 + 21 + 29) × 14 for the wedge.</w:t>
@@ -1858,7 +1870,8 @@
           </w:tcPr>
           <w:p>
             <w:pPr>
-              <w:spacing w:before="0" w:after="0" w:line="252" w:lineRule="auto"/>
+              <w:pStyle w:val="Heading2"/>
+              <w:spacing w:before="0" w:after="0" w:line="246" w:lineRule="auto"/>
             </w:pPr>
             <w:r>
               <w:rPr>
@@ -1881,13 +1894,13 @@
           </w:tcPr>
           <w:p>
             <w:pPr>
-              <w:spacing w:before="0" w:after="0" w:line="264" w:lineRule="auto"/>
+              <w:spacing w:before="0" w:after="0" w:line="252" w:lineRule="auto"/>
             </w:pPr>
             <w:r>
               <w:rPr>
                 <w:rFonts w:ascii="Avenir Next" w:hAnsi="Avenir Next" w:cs="Avenir Next" w:eastAsia="Avenir Next"/>
                 <w:color w:val="1A1A1A"/>
-                <w:sz w:val="20"/>
+                <w:sz w:val="22"/>
                 <w:szCs w:val="20"/>
               </w:rPr>
               <w:t xml:space="preserve">Multiply two 2-digit numbers, like 27 × 14.  </w:t>
@@ -1897,7 +1910,7 @@
                 <w:rFonts w:ascii="Avenir Next" w:hAnsi="Avenir Next" w:cs="Avenir Next" w:eastAsia="Avenir Next"/>
                 <w:b/>
                 <w:color w:val="1A1A1A"/>
-                <w:sz w:val="20"/>
+                <w:sz w:val="22"/>
                 <w:szCs w:val="20"/>
               </w:rPr>
               <w:t xml:space="preserve">You will use it in Practice Form A, problems 3, 6, and 7.</w:t>
@@ -1908,6 +1921,7 @@
     </w:tbl>
     <w:p>
       <w:pPr>
+        <w:pStyle w:val="Heading2"/>
         <w:keepNext/>
         <w:pBdr>
           <w:bottom w:val="single" w:sz="8" w:space="3" w:color="003A70"/>
@@ -1923,7 +1937,7 @@
           <w:b/>
           <w:color w:val="003A70"/>
           <w:spacing w:val="14"/>
-          <w:sz w:val="19"/>
+          <w:sz w:val="22"/>
           <w:szCs w:val="19"/>
         </w:rPr>
         <w:t xml:space="preserve">STEPS TO FOLLOW</w:t>
@@ -1942,7 +1956,7 @@
           <w:rFonts w:ascii="Avenir Next" w:hAnsi="Avenir Next" w:cs="Avenir Next" w:eastAsia="Avenir Next"/>
           <w:i/>
           <w:color w:val="5A5F66"/>
-          <w:sz w:val="17"/>
+          <w:sz w:val="22"/>
           <w:szCs w:val="17"/>
         </w:rPr>
         <w:t xml:space="preserve">use these same steps on every problem</w:t>
@@ -1984,6 +1998,7 @@
           </w:tcPr>
           <w:p>
             <w:pPr>
+              <w:pStyle w:val="Heading1"/>
               <w:spacing w:before="0" w:after="0" w:line="240" w:lineRule="auto"/>
               <w:jc w:val="center"/>
             </w:pPr>
@@ -2006,14 +2021,14 @@
           </w:tcPr>
           <w:p>
             <w:pPr>
-              <w:spacing w:before="0" w:after="0" w:line="264" w:lineRule="auto"/>
+              <w:spacing w:before="0" w:after="0" w:line="252" w:lineRule="auto"/>
             </w:pPr>
             <w:r>
               <w:rPr>
                 <w:rFonts w:ascii="Avenir Next" w:hAnsi="Avenir Next" w:cs="Avenir Next" w:eastAsia="Avenir Next"/>
                 <w:b/>
                 <w:color w:val="1A1A1A"/>
-                <w:sz w:val="21"/>
+                <w:sz w:val="22"/>
                 <w:szCs w:val="21"/>
               </w:rPr>
               <w:t xml:space="preserve">Break</w:t>
@@ -2022,7 +2037,7 @@
               <w:rPr>
                 <w:rFonts w:ascii="Avenir Next" w:hAnsi="Avenir Next" w:cs="Avenir Next" w:eastAsia="Avenir Next"/>
                 <w:color w:val="1A1A1A"/>
-                <w:sz w:val="21"/>
+                <w:sz w:val="22"/>
                 <w:szCs w:val="21"/>
               </w:rPr>
               <w:t xml:space="preserve"> the second number into tens and ones.</w:t>
@@ -2041,6 +2056,7 @@
           </w:tcPr>
           <w:p>
             <w:pPr>
+              <w:pStyle w:val="Heading1"/>
               <w:spacing w:before="0" w:after="0" w:line="240" w:lineRule="auto"/>
               <w:jc w:val="center"/>
             </w:pPr>
@@ -2063,14 +2079,14 @@
           </w:tcPr>
           <w:p>
             <w:pPr>
-              <w:spacing w:before="0" w:after="0" w:line="264" w:lineRule="auto"/>
+              <w:spacing w:before="0" w:after="0" w:line="252" w:lineRule="auto"/>
             </w:pPr>
             <w:r>
               <w:rPr>
                 <w:rFonts w:ascii="Avenir Next" w:hAnsi="Avenir Next" w:cs="Avenir Next" w:eastAsia="Avenir Next"/>
                 <w:b/>
                 <w:color w:val="1A1A1A"/>
-                <w:sz w:val="21"/>
+                <w:sz w:val="22"/>
                 <w:szCs w:val="21"/>
               </w:rPr>
               <w:t xml:space="preserve">Multiply</w:t>
@@ -2079,7 +2095,7 @@
               <w:rPr>
                 <w:rFonts w:ascii="Avenir Next" w:hAnsi="Avenir Next" w:cs="Avenir Next" w:eastAsia="Avenir Next"/>
                 <w:color w:val="1A1A1A"/>
-                <w:sz w:val="21"/>
+                <w:sz w:val="22"/>
                 <w:szCs w:val="21"/>
               </w:rPr>
               <w:t xml:space="preserve"> the first number by each part.</w:t>
@@ -2098,6 +2114,7 @@
           </w:tcPr>
           <w:p>
             <w:pPr>
+              <w:pStyle w:val="Heading1"/>
               <w:spacing w:before="0" w:after="0" w:line="240" w:lineRule="auto"/>
               <w:jc w:val="center"/>
             </w:pPr>
@@ -2120,14 +2137,14 @@
           </w:tcPr>
           <w:p>
             <w:pPr>
-              <w:spacing w:before="0" w:after="0" w:line="264" w:lineRule="auto"/>
+              <w:spacing w:before="0" w:after="0" w:line="252" w:lineRule="auto"/>
             </w:pPr>
             <w:r>
               <w:rPr>
                 <w:rFonts w:ascii="Avenir Next" w:hAnsi="Avenir Next" w:cs="Avenir Next" w:eastAsia="Avenir Next"/>
                 <w:b/>
                 <w:color w:val="1A1A1A"/>
-                <w:sz w:val="21"/>
+                <w:sz w:val="22"/>
                 <w:szCs w:val="21"/>
               </w:rPr>
               <w:t xml:space="preserve">Add</w:t>
@@ -2136,7 +2153,7 @@
               <w:rPr>
                 <w:rFonts w:ascii="Avenir Next" w:hAnsi="Avenir Next" w:cs="Avenir Next" w:eastAsia="Avenir Next"/>
                 <w:color w:val="1A1A1A"/>
-                <w:sz w:val="21"/>
+                <w:sz w:val="22"/>
                 <w:szCs w:val="21"/>
               </w:rPr>
               <w:t xml:space="preserve"> the two products.</w:t>
@@ -2147,6 +2164,7 @@
     </w:tbl>
     <w:p>
       <w:pPr>
+        <w:pStyle w:val="Heading2"/>
         <w:keepNext/>
         <w:pBdr>
           <w:bottom w:val="single" w:sz="8" w:space="3" w:color="003A70"/>
@@ -2162,7 +2180,7 @@
           <w:b/>
           <w:color w:val="003A70"/>
           <w:spacing w:val="14"/>
-          <w:sz w:val="19"/>
+          <w:sz w:val="22"/>
           <w:szCs w:val="19"/>
         </w:rPr>
         <w:t xml:space="preserve">WATCH ME</w:t>
@@ -2181,7 +2199,7 @@
           <w:rFonts w:ascii="Avenir Next" w:hAnsi="Avenir Next" w:cs="Avenir Next" w:eastAsia="Avenir Next"/>
           <w:i/>
           <w:color w:val="5A5F66"/>
-          <w:sz w:val="17"/>
+          <w:sz w:val="22"/>
           <w:szCs w:val="17"/>
         </w:rPr>
         <w:t xml:space="preserve">the steps in action</w:t>
@@ -2189,14 +2207,14 @@
     </w:p>
     <w:p>
       <w:pPr>
-        <w:spacing w:before="0" w:after="40" w:line="264" w:lineRule="auto"/>
+        <w:spacing w:before="0" w:after="40" w:line="252" w:lineRule="auto"/>
       </w:pPr>
       <w:r>
         <w:rPr>
           <w:rFonts w:ascii="Avenir Next" w:hAnsi="Avenir Next" w:cs="Avenir Next" w:eastAsia="Avenir Next"/>
           <w:b/>
           <w:color w:val="1A1A1A"/>
-          <w:sz w:val="21"/>
+          <w:sz w:val="22"/>
           <w:szCs w:val="21"/>
         </w:rPr>
         <w:t xml:space="preserve">Find 27 × 14.</w:t>
@@ -2207,7 +2225,7 @@
         <w:tabs>
           <w:tab w:val="left" w:pos="950"/>
         </w:tabs>
-        <w:spacing w:before="0" w:after="24" w:line="256" w:lineRule="auto"/>
+        <w:spacing w:before="0" w:after="24" w:line="248" w:lineRule="auto"/>
         <w:ind w:left="950" w:hanging="950"/>
       </w:pPr>
       <w:r>
@@ -2215,25 +2233,25 @@
           <w:rFonts w:ascii="Avenir Next" w:hAnsi="Avenir Next" w:cs="Avenir Next" w:eastAsia="Avenir Next"/>
           <w:b/>
           <w:color w:val="003A70"/>
+          <w:sz w:val="22"/>
+          <w:szCs w:val="19"/>
+        </w:rPr>
+        <w:t xml:space="preserve">Step 1</w:t>
+      </w:r>
+      <w:r>
+        <w:rPr>
+          <w:rFonts w:ascii="Avenir Next" w:hAnsi="Avenir Next" w:cs="Avenir Next" w:eastAsia="Avenir Next"/>
+          <w:color w:val="1A1A1A"/>
           <w:sz w:val="19"/>
           <w:szCs w:val="19"/>
         </w:rPr>
-        <w:t xml:space="preserve">Step 1</w:t>
-      </w:r>
-      <w:r>
-        <w:rPr>
-          <w:rFonts w:ascii="Avenir Next" w:hAnsi="Avenir Next" w:cs="Avenir Next" w:eastAsia="Avenir Next"/>
-          <w:color w:val="1A1A1A"/>
-          <w:sz w:val="19"/>
-          <w:szCs w:val="19"/>
-        </w:rPr>
         <w:tab/>
       </w:r>
       <w:r>
         <w:rPr>
           <w:rFonts w:ascii="Avenir Next" w:hAnsi="Avenir Next" w:cs="Avenir Next" w:eastAsia="Avenir Next"/>
           <w:color w:val="1A1A1A"/>
-          <w:sz w:val="21"/>
+          <w:sz w:val="22"/>
           <w:szCs w:val="21"/>
         </w:rPr>
         <w:t xml:space="preserve">14 = 10 + 4.</w:t>
@@ -2244,7 +2262,7 @@
         <w:tabs>
           <w:tab w:val="left" w:pos="950"/>
         </w:tabs>
-        <w:spacing w:before="0" w:after="24" w:line="256" w:lineRule="auto"/>
+        <w:spacing w:before="0" w:after="24" w:line="248" w:lineRule="auto"/>
         <w:ind w:left="950" w:hanging="950"/>
       </w:pPr>
       <w:r>
@@ -2252,25 +2270,25 @@
           <w:rFonts w:ascii="Avenir Next" w:hAnsi="Avenir Next" w:cs="Avenir Next" w:eastAsia="Avenir Next"/>
           <w:b/>
           <w:color w:val="003A70"/>
+          <w:sz w:val="22"/>
+          <w:szCs w:val="19"/>
+        </w:rPr>
+        <w:t xml:space="preserve">Step 2</w:t>
+      </w:r>
+      <w:r>
+        <w:rPr>
+          <w:rFonts w:ascii="Avenir Next" w:hAnsi="Avenir Next" w:cs="Avenir Next" w:eastAsia="Avenir Next"/>
+          <w:color w:val="1A1A1A"/>
           <w:sz w:val="19"/>
           <w:szCs w:val="19"/>
         </w:rPr>
-        <w:t xml:space="preserve">Step 2</w:t>
-      </w:r>
-      <w:r>
-        <w:rPr>
-          <w:rFonts w:ascii="Avenir Next" w:hAnsi="Avenir Next" w:cs="Avenir Next" w:eastAsia="Avenir Next"/>
-          <w:color w:val="1A1A1A"/>
-          <w:sz w:val="19"/>
-          <w:szCs w:val="19"/>
-        </w:rPr>
         <w:tab/>
       </w:r>
       <w:r>
         <w:rPr>
           <w:rFonts w:ascii="Avenir Next" w:hAnsi="Avenir Next" w:cs="Avenir Next" w:eastAsia="Avenir Next"/>
           <w:color w:val="1A1A1A"/>
-          <w:sz w:val="21"/>
+          <w:sz w:val="22"/>
           <w:szCs w:val="21"/>
         </w:rPr>
         <w:t xml:space="preserve">27 × 10 = 270 and 27 × 4 = 108.</w:t>
@@ -2281,7 +2299,7 @@
         <w:tabs>
           <w:tab w:val="left" w:pos="950"/>
         </w:tabs>
-        <w:spacing w:before="0" w:after="24" w:line="256" w:lineRule="auto"/>
+        <w:spacing w:before="0" w:after="24" w:line="248" w:lineRule="auto"/>
         <w:ind w:left="950" w:hanging="950"/>
       </w:pPr>
       <w:r>
@@ -2289,25 +2307,25 @@
           <w:rFonts w:ascii="Avenir Next" w:hAnsi="Avenir Next" w:cs="Avenir Next" w:eastAsia="Avenir Next"/>
           <w:b/>
           <w:color w:val="003A70"/>
+          <w:sz w:val="22"/>
+          <w:szCs w:val="19"/>
+        </w:rPr>
+        <w:t xml:space="preserve">Step 3</w:t>
+      </w:r>
+      <w:r>
+        <w:rPr>
+          <w:rFonts w:ascii="Avenir Next" w:hAnsi="Avenir Next" w:cs="Avenir Next" w:eastAsia="Avenir Next"/>
+          <w:color w:val="1A1A1A"/>
           <w:sz w:val="19"/>
           <w:szCs w:val="19"/>
         </w:rPr>
-        <w:t xml:space="preserve">Step 3</w:t>
-      </w:r>
-      <w:r>
-        <w:rPr>
-          <w:rFonts w:ascii="Avenir Next" w:hAnsi="Avenir Next" w:cs="Avenir Next" w:eastAsia="Avenir Next"/>
-          <w:color w:val="1A1A1A"/>
-          <w:sz w:val="19"/>
-          <w:szCs w:val="19"/>
-        </w:rPr>
         <w:tab/>
       </w:r>
       <w:r>
         <w:rPr>
           <w:rFonts w:ascii="Avenir Next" w:hAnsi="Avenir Next" w:cs="Avenir Next" w:eastAsia="Avenir Next"/>
           <w:color w:val="1A1A1A"/>
-          <w:sz w:val="21"/>
+          <w:sz w:val="22"/>
           <w:szCs w:val="21"/>
         </w:rPr>
         <w:t xml:space="preserve">270 + 108 = 378.</w:t>
@@ -2318,7 +2336,7 @@
         <w:tabs>
           <w:tab w:val="left" w:pos="950"/>
         </w:tabs>
-        <w:spacing w:before="20" w:after="0" w:line="256" w:lineRule="auto"/>
+        <w:spacing w:before="20" w:after="0" w:line="248" w:lineRule="auto"/>
         <w:ind w:left="950" w:hanging="950"/>
       </w:pPr>
       <w:r>
@@ -2326,18 +2344,18 @@
           <w:rFonts w:ascii="Avenir Next" w:hAnsi="Avenir Next" w:cs="Avenir Next" w:eastAsia="Avenir Next"/>
           <w:b/>
           <w:color w:val="1A1A1A"/>
+          <w:sz w:val="22"/>
+          <w:szCs w:val="21"/>
+        </w:rPr>
+        <w:t xml:space="preserve">Answer</w:t>
+      </w:r>
+      <w:r>
+        <w:rPr>
+          <w:rFonts w:ascii="Avenir Next" w:hAnsi="Avenir Next" w:cs="Avenir Next" w:eastAsia="Avenir Next"/>
+          <w:color w:val="1A1A1A"/>
           <w:sz w:val="21"/>
           <w:szCs w:val="21"/>
         </w:rPr>
-        <w:t xml:space="preserve">Answer</w:t>
-      </w:r>
-      <w:r>
-        <w:rPr>
-          <w:rFonts w:ascii="Avenir Next" w:hAnsi="Avenir Next" w:cs="Avenir Next" w:eastAsia="Avenir Next"/>
-          <w:color w:val="1A1A1A"/>
-          <w:sz w:val="21"/>
-          <w:szCs w:val="21"/>
-        </w:rPr>
         <w:tab/>
       </w:r>
       <w:r>
@@ -2345,7 +2363,7 @@
           <w:rFonts w:ascii="Avenir Next" w:hAnsi="Avenir Next" w:cs="Avenir Next" w:eastAsia="Avenir Next"/>
           <w:b/>
           <w:color w:val="1A1A1A"/>
-          <w:sz w:val="21"/>
+          <w:sz w:val="22"/>
           <w:szCs w:val="21"/>
         </w:rPr>
         <w:t xml:space="preserve">378</w:t>
@@ -2353,6 +2371,7 @@
     </w:p>
     <w:p>
       <w:pPr>
+        <w:pStyle w:val="Heading2"/>
         <w:keepNext/>
         <w:pBdr>
           <w:bottom w:val="single" w:sz="8" w:space="3" w:color="003A70"/>
@@ -2368,7 +2387,7 @@
           <w:b/>
           <w:color w:val="003A70"/>
           <w:spacing w:val="14"/>
-          <w:sz w:val="19"/>
+          <w:sz w:val="22"/>
           <w:szCs w:val="19"/>
         </w:rPr>
         <w:t xml:space="preserve">TRY IT WITH HELP</w:t>
@@ -2387,7 +2406,7 @@
           <w:rFonts w:ascii="Avenir Next" w:hAnsi="Avenir Next" w:cs="Avenir Next" w:eastAsia="Avenir Next"/>
           <w:i/>
           <w:color w:val="5A5F66"/>
-          <w:sz w:val="17"/>
+          <w:sz w:val="22"/>
           <w:szCs w:val="17"/>
         </w:rPr>
         <w:t xml:space="preserve">fill in each step</w:t>
@@ -2399,7 +2418,7 @@
         <w:tabs>
           <w:tab w:val="left" w:pos="432"/>
         </w:tabs>
-        <w:spacing w:before="90" w:after="40" w:line="268" w:lineRule="auto"/>
+        <w:spacing w:before="90" w:after="40" w:line="254" w:lineRule="auto"/>
         <w:ind w:left="432" w:hanging="432"/>
       </w:pPr>
       <w:r>
@@ -2437,7 +2456,7 @@
         <w:tabs>
           <w:tab w:val="left" w:pos="1300"/>
         </w:tabs>
-        <w:spacing w:before="0" w:after="24" w:line="272" w:lineRule="auto"/>
+        <w:spacing w:before="0" w:after="24" w:line="256" w:lineRule="auto"/>
         <w:ind w:left="1300" w:hanging="868"/>
       </w:pPr>
       <w:r>
@@ -2445,25 +2464,25 @@
           <w:rFonts w:ascii="Avenir Next" w:hAnsi="Avenir Next" w:cs="Avenir Next" w:eastAsia="Avenir Next"/>
           <w:b/>
           <w:color w:val="003A70"/>
+          <w:sz w:val="22"/>
+          <w:szCs w:val="18"/>
+        </w:rPr>
+        <w:t xml:space="preserve">Step 1</w:t>
+      </w:r>
+      <w:r>
+        <w:rPr>
+          <w:rFonts w:ascii="Avenir Next" w:hAnsi="Avenir Next" w:cs="Avenir Next" w:eastAsia="Avenir Next"/>
+          <w:color w:val="1A1A1A"/>
           <w:sz w:val="18"/>
           <w:szCs w:val="18"/>
         </w:rPr>
-        <w:t xml:space="preserve">Step 1</w:t>
-      </w:r>
-      <w:r>
-        <w:rPr>
-          <w:rFonts w:ascii="Avenir Next" w:hAnsi="Avenir Next" w:cs="Avenir Next" w:eastAsia="Avenir Next"/>
-          <w:color w:val="1A1A1A"/>
-          <w:sz w:val="18"/>
-          <w:szCs w:val="18"/>
-        </w:rPr>
         <w:tab/>
       </w:r>
       <w:r>
         <w:rPr>
           <w:rFonts w:ascii="Avenir Next" w:hAnsi="Avenir Next" w:cs="Avenir Next" w:eastAsia="Avenir Next"/>
           <w:color w:val="1A1A1A"/>
-          <w:sz w:val="21"/>
+          <w:sz w:val="22"/>
           <w:szCs w:val="21"/>
         </w:rPr>
         <w:t xml:space="preserve">12 = 10 + </w:t>
@@ -2485,7 +2504,7 @@
         <w:tabs>
           <w:tab w:val="left" w:pos="1300"/>
         </w:tabs>
-        <w:spacing w:before="0" w:after="24" w:line="272" w:lineRule="auto"/>
+        <w:spacing w:before="0" w:after="24" w:line="256" w:lineRule="auto"/>
         <w:ind w:left="1300" w:hanging="868"/>
       </w:pPr>
       <w:r>
@@ -2493,35 +2512,35 @@
           <w:rFonts w:ascii="Avenir Next" w:hAnsi="Avenir Next" w:cs="Avenir Next" w:eastAsia="Avenir Next"/>
           <w:b/>
           <w:color w:val="003A70"/>
+          <w:sz w:val="22"/>
+          <w:szCs w:val="18"/>
+        </w:rPr>
+        <w:t xml:space="preserve">Step 2</w:t>
+      </w:r>
+      <w:r>
+        <w:rPr>
+          <w:rFonts w:ascii="Avenir Next" w:hAnsi="Avenir Next" w:cs="Avenir Next" w:eastAsia="Avenir Next"/>
+          <w:color w:val="1A1A1A"/>
           <w:sz w:val="18"/>
           <w:szCs w:val="18"/>
         </w:rPr>
-        <w:t xml:space="preserve">Step 2</w:t>
-      </w:r>
-      <w:r>
-        <w:rPr>
-          <w:rFonts w:ascii="Avenir Next" w:hAnsi="Avenir Next" w:cs="Avenir Next" w:eastAsia="Avenir Next"/>
-          <w:color w:val="1A1A1A"/>
-          <w:sz w:val="18"/>
-          <w:szCs w:val="18"/>
-        </w:rPr>
         <w:tab/>
       </w:r>
       <w:r>
         <w:rPr>
           <w:rFonts w:ascii="Avenir Next" w:hAnsi="Avenir Next" w:cs="Avenir Next" w:eastAsia="Avenir Next"/>
           <w:color w:val="1A1A1A"/>
+          <w:sz w:val="22"/>
+          <w:szCs w:val="21"/>
+        </w:rPr>
+        <w:t xml:space="preserve">23 × 10 = </w:t>
+      </w:r>
+      <w:r>
+        <w:rPr>
+          <w:rFonts w:ascii="Avenir Next" w:hAnsi="Avenir Next" w:cs="Avenir Next" w:eastAsia="Avenir Next"/>
+          <w:color w:val="1A1A1A"/>
           <w:sz w:val="21"/>
           <w:szCs w:val="21"/>
-        </w:rPr>
-        <w:t xml:space="preserve">23 × 10 = </w:t>
-      </w:r>
-      <w:r>
-        <w:rPr>
-          <w:rFonts w:ascii="Avenir Next" w:hAnsi="Avenir Next" w:cs="Avenir Next" w:eastAsia="Avenir Next"/>
-          <w:color w:val="1A1A1A"/>
-          <w:sz w:val="21"/>
-          <w:szCs w:val="21"/>
           <w:u w:val="single"/>
         </w:rPr>
         <w:t xml:space="preserve">                </w:t>
@@ -2530,7 +2549,7 @@
         <w:rPr>
           <w:rFonts w:ascii="Avenir Next" w:hAnsi="Avenir Next" w:cs="Avenir Next" w:eastAsia="Avenir Next"/>
           <w:color w:val="1A1A1A"/>
-          <w:sz w:val="21"/>
+          <w:sz w:val="22"/>
           <w:szCs w:val="21"/>
         </w:rPr>
         <w:t xml:space="preserve"> and 23 × 2 = </w:t>
@@ -2552,7 +2571,7 @@
         <w:tabs>
           <w:tab w:val="left" w:pos="1300"/>
         </w:tabs>
-        <w:spacing w:before="0" w:after="24" w:line="272" w:lineRule="auto"/>
+        <w:spacing w:before="0" w:after="24" w:line="256" w:lineRule="auto"/>
         <w:ind w:left="1300" w:hanging="868"/>
       </w:pPr>
       <w:r>
@@ -2560,25 +2579,25 @@
           <w:rFonts w:ascii="Avenir Next" w:hAnsi="Avenir Next" w:cs="Avenir Next" w:eastAsia="Avenir Next"/>
           <w:b/>
           <w:color w:val="003A70"/>
+          <w:sz w:val="22"/>
+          <w:szCs w:val="18"/>
+        </w:rPr>
+        <w:t xml:space="preserve">Step 3</w:t>
+      </w:r>
+      <w:r>
+        <w:rPr>
+          <w:rFonts w:ascii="Avenir Next" w:hAnsi="Avenir Next" w:cs="Avenir Next" w:eastAsia="Avenir Next"/>
+          <w:color w:val="1A1A1A"/>
           <w:sz w:val="18"/>
           <w:szCs w:val="18"/>
         </w:rPr>
-        <w:t xml:space="preserve">Step 3</w:t>
-      </w:r>
-      <w:r>
-        <w:rPr>
-          <w:rFonts w:ascii="Avenir Next" w:hAnsi="Avenir Next" w:cs="Avenir Next" w:eastAsia="Avenir Next"/>
-          <w:color w:val="1A1A1A"/>
-          <w:sz w:val="18"/>
-          <w:szCs w:val="18"/>
-        </w:rPr>
         <w:tab/>
       </w:r>
       <w:r>
         <w:rPr>
           <w:rFonts w:ascii="Avenir Next" w:hAnsi="Avenir Next" w:cs="Avenir Next" w:eastAsia="Avenir Next"/>
           <w:color w:val="1A1A1A"/>
-          <w:sz w:val="21"/>
+          <w:sz w:val="22"/>
           <w:szCs w:val="21"/>
         </w:rPr>
         <w:t xml:space="preserve">230 + 46 = </w:t>
@@ -2605,7 +2624,7 @@
         <w:tabs>
           <w:tab w:val="left" w:pos="432"/>
         </w:tabs>
-        <w:spacing w:before="90" w:after="40" w:line="268" w:lineRule="auto"/>
+        <w:spacing w:before="90" w:after="40" w:line="254" w:lineRule="auto"/>
         <w:ind w:left="432" w:hanging="432"/>
       </w:pPr>
       <w:r>
@@ -2643,7 +2662,7 @@
         <w:tabs>
           <w:tab w:val="left" w:pos="1300"/>
         </w:tabs>
-        <w:spacing w:before="0" w:after="24" w:line="272" w:lineRule="auto"/>
+        <w:spacing w:before="0" w:after="24" w:line="256" w:lineRule="auto"/>
         <w:ind w:left="1300" w:hanging="868"/>
       </w:pPr>
       <w:r>
@@ -2651,25 +2670,25 @@
           <w:rFonts w:ascii="Avenir Next" w:hAnsi="Avenir Next" w:cs="Avenir Next" w:eastAsia="Avenir Next"/>
           <w:b/>
           <w:color w:val="003A70"/>
+          <w:sz w:val="22"/>
+          <w:szCs w:val="18"/>
+        </w:rPr>
+        <w:t xml:space="preserve">Step 1</w:t>
+      </w:r>
+      <w:r>
+        <w:rPr>
+          <w:rFonts w:ascii="Avenir Next" w:hAnsi="Avenir Next" w:cs="Avenir Next" w:eastAsia="Avenir Next"/>
+          <w:color w:val="1A1A1A"/>
           <w:sz w:val="18"/>
           <w:szCs w:val="18"/>
         </w:rPr>
-        <w:t xml:space="preserve">Step 1</w:t>
-      </w:r>
-      <w:r>
-        <w:rPr>
-          <w:rFonts w:ascii="Avenir Next" w:hAnsi="Avenir Next" w:cs="Avenir Next" w:eastAsia="Avenir Next"/>
-          <w:color w:val="1A1A1A"/>
-          <w:sz w:val="18"/>
-          <w:szCs w:val="18"/>
-        </w:rPr>
         <w:tab/>
       </w:r>
       <w:r>
         <w:rPr>
           <w:rFonts w:ascii="Avenir Next" w:hAnsi="Avenir Next" w:cs="Avenir Next" w:eastAsia="Avenir Next"/>
           <w:color w:val="1A1A1A"/>
-          <w:sz w:val="21"/>
+          <w:sz w:val="22"/>
           <w:szCs w:val="21"/>
         </w:rPr>
         <w:t xml:space="preserve">15 = 10 + </w:t>
@@ -2691,7 +2710,7 @@
         <w:tabs>
           <w:tab w:val="left" w:pos="1300"/>
         </w:tabs>
-        <w:spacing w:before="0" w:after="24" w:line="272" w:lineRule="auto"/>
+        <w:spacing w:before="0" w:after="24" w:line="256" w:lineRule="auto"/>
         <w:ind w:left="1300" w:hanging="868"/>
       </w:pPr>
       <w:r>
@@ -2699,35 +2718,35 @@
           <w:rFonts w:ascii="Avenir Next" w:hAnsi="Avenir Next" w:cs="Avenir Next" w:eastAsia="Avenir Next"/>
           <w:b/>
           <w:color w:val="003A70"/>
+          <w:sz w:val="22"/>
+          <w:szCs w:val="18"/>
+        </w:rPr>
+        <w:t xml:space="preserve">Step 2</w:t>
+      </w:r>
+      <w:r>
+        <w:rPr>
+          <w:rFonts w:ascii="Avenir Next" w:hAnsi="Avenir Next" w:cs="Avenir Next" w:eastAsia="Avenir Next"/>
+          <w:color w:val="1A1A1A"/>
           <w:sz w:val="18"/>
           <w:szCs w:val="18"/>
         </w:rPr>
-        <w:t xml:space="preserve">Step 2</w:t>
-      </w:r>
-      <w:r>
-        <w:rPr>
-          <w:rFonts w:ascii="Avenir Next" w:hAnsi="Avenir Next" w:cs="Avenir Next" w:eastAsia="Avenir Next"/>
-          <w:color w:val="1A1A1A"/>
-          <w:sz w:val="18"/>
-          <w:szCs w:val="18"/>
-        </w:rPr>
         <w:tab/>
       </w:r>
       <w:r>
         <w:rPr>
           <w:rFonts w:ascii="Avenir Next" w:hAnsi="Avenir Next" w:cs="Avenir Next" w:eastAsia="Avenir Next"/>
           <w:color w:val="1A1A1A"/>
+          <w:sz w:val="22"/>
+          <w:szCs w:val="21"/>
+        </w:rPr>
+        <w:t xml:space="preserve">36 × 10 = </w:t>
+      </w:r>
+      <w:r>
+        <w:rPr>
+          <w:rFonts w:ascii="Avenir Next" w:hAnsi="Avenir Next" w:cs="Avenir Next" w:eastAsia="Avenir Next"/>
+          <w:color w:val="1A1A1A"/>
           <w:sz w:val="21"/>
           <w:szCs w:val="21"/>
-        </w:rPr>
-        <w:t xml:space="preserve">36 × 10 = </w:t>
-      </w:r>
-      <w:r>
-        <w:rPr>
-          <w:rFonts w:ascii="Avenir Next" w:hAnsi="Avenir Next" w:cs="Avenir Next" w:eastAsia="Avenir Next"/>
-          <w:color w:val="1A1A1A"/>
-          <w:sz w:val="21"/>
-          <w:szCs w:val="21"/>
           <w:u w:val="single"/>
         </w:rPr>
         <w:t xml:space="preserve">                </w:t>
@@ -2736,7 +2755,7 @@
         <w:rPr>
           <w:rFonts w:ascii="Avenir Next" w:hAnsi="Avenir Next" w:cs="Avenir Next" w:eastAsia="Avenir Next"/>
           <w:color w:val="1A1A1A"/>
-          <w:sz w:val="21"/>
+          <w:sz w:val="22"/>
           <w:szCs w:val="21"/>
         </w:rPr>
         <w:t xml:space="preserve"> and 36 × 5 = </w:t>
@@ -2758,7 +2777,7 @@
         <w:tabs>
           <w:tab w:val="left" w:pos="1300"/>
         </w:tabs>
-        <w:spacing w:before="0" w:after="24" w:line="272" w:lineRule="auto"/>
+        <w:spacing w:before="0" w:after="24" w:line="256" w:lineRule="auto"/>
         <w:ind w:left="1300" w:hanging="868"/>
       </w:pPr>
       <w:r>
@@ -2766,35 +2785,35 @@
           <w:rFonts w:ascii="Avenir Next" w:hAnsi="Avenir Next" w:cs="Avenir Next" w:eastAsia="Avenir Next"/>
           <w:b/>
           <w:color w:val="003A70"/>
+          <w:sz w:val="22"/>
+          <w:szCs w:val="18"/>
+        </w:rPr>
+        <w:t xml:space="preserve">Step 3</w:t>
+      </w:r>
+      <w:r>
+        <w:rPr>
+          <w:rFonts w:ascii="Avenir Next" w:hAnsi="Avenir Next" w:cs="Avenir Next" w:eastAsia="Avenir Next"/>
+          <w:color w:val="1A1A1A"/>
           <w:sz w:val="18"/>
           <w:szCs w:val="18"/>
         </w:rPr>
-        <w:t xml:space="preserve">Step 3</w:t>
-      </w:r>
-      <w:r>
-        <w:rPr>
-          <w:rFonts w:ascii="Avenir Next" w:hAnsi="Avenir Next" w:cs="Avenir Next" w:eastAsia="Avenir Next"/>
-          <w:color w:val="1A1A1A"/>
-          <w:sz w:val="18"/>
-          <w:szCs w:val="18"/>
-        </w:rPr>
         <w:tab/>
       </w:r>
       <w:r>
         <w:rPr>
           <w:rFonts w:ascii="Avenir Next" w:hAnsi="Avenir Next" w:cs="Avenir Next" w:eastAsia="Avenir Next"/>
           <w:color w:val="1A1A1A"/>
+          <w:sz w:val="22"/>
+          <w:szCs w:val="21"/>
+        </w:rPr>
+        <w:t xml:space="preserve">360 + 180 = </w:t>
+      </w:r>
+      <w:r>
+        <w:rPr>
+          <w:rFonts w:ascii="Avenir Next" w:hAnsi="Avenir Next" w:cs="Avenir Next" w:eastAsia="Avenir Next"/>
+          <w:color w:val="1A1A1A"/>
           <w:sz w:val="21"/>
           <w:szCs w:val="21"/>
-        </w:rPr>
-        <w:t xml:space="preserve">360 + 180 = </w:t>
-      </w:r>
-      <w:r>
-        <w:rPr>
-          <w:rFonts w:ascii="Avenir Next" w:hAnsi="Avenir Next" w:cs="Avenir Next" w:eastAsia="Avenir Next"/>
-          <w:color w:val="1A1A1A"/>
-          <w:sz w:val="21"/>
-          <w:szCs w:val="21"/>
           <w:u w:val="single"/>
         </w:rPr>
         <w:t xml:space="preserve">                </w:t>
@@ -2807,6 +2826,7 @@
     </w:p>
     <w:p>
       <w:pPr>
+        <w:pStyle w:val="Heading2"/>
         <w:keepNext/>
         <w:pBdr>
           <w:bottom w:val="single" w:sz="8" w:space="3" w:color="003A70"/>
@@ -2822,7 +2842,7 @@
           <w:b/>
           <w:color w:val="003A70"/>
           <w:spacing w:val="14"/>
-          <w:sz w:val="19"/>
+          <w:sz w:val="22"/>
           <w:szCs w:val="19"/>
         </w:rPr>
         <w:t xml:space="preserve">YOUR TURN</w:t>
@@ -2841,7 +2861,7 @@
           <w:rFonts w:ascii="Avenir Next" w:hAnsi="Avenir Next" w:cs="Avenir Next" w:eastAsia="Avenir Next"/>
           <w:i/>
           <w:color w:val="5A5F66"/>
-          <w:sz w:val="17"/>
+          <w:sz w:val="22"/>
           <w:szCs w:val="17"/>
         </w:rPr>
         <w:t xml:space="preserve">use the steps on your own</w:t>
@@ -2891,7 +2911,7 @@
               <w:tabs>
                 <w:tab w:val="left" w:pos="432"/>
               </w:tabs>
-              <w:spacing w:before="90" w:after="40" w:line="268" w:lineRule="auto"/>
+              <w:spacing w:before="90" w:after="40" w:line="254" w:lineRule="auto"/>
               <w:ind w:left="432" w:hanging="432"/>
             </w:pPr>
             <w:r>
@@ -2965,7 +2985,7 @@
                     <w:tabs>
                       <w:tab w:val="left" w:pos="340"/>
                     </w:tabs>
-                    <w:spacing w:before="0" w:after="0" w:line="276" w:lineRule="auto"/>
+                    <w:spacing w:before="0" w:after="0" w:line="258" w:lineRule="auto"/>
                     <w:ind w:left="340" w:hanging="340"/>
                   </w:pPr>
                   <w:r>
@@ -3013,7 +3033,7 @@
                       <w:szCs w:val="22"/>
                       <w:u w:val="single"/>
                     </w:rPr>
-                    <w:t xml:space="preserve">        </w:t>
+                    <w:t xml:space="preserve">            </w:t>
                   </w:r>
                 </w:p>
               </w:tc>
@@ -3027,7 +3047,7 @@
                     <w:tabs>
                       <w:tab w:val="left" w:pos="340"/>
                     </w:tabs>
-                    <w:spacing w:before="0" w:after="0" w:line="276" w:lineRule="auto"/>
+                    <w:spacing w:before="0" w:after="0" w:line="258" w:lineRule="auto"/>
                     <w:ind w:left="340" w:hanging="340"/>
                   </w:pPr>
                   <w:r>
@@ -3075,7 +3095,7 @@
                       <w:szCs w:val="22"/>
                       <w:u w:val="single"/>
                     </w:rPr>
-                    <w:t xml:space="preserve">        </w:t>
+                    <w:t xml:space="preserve">            </w:t>
                   </w:r>
                 </w:p>
               </w:tc>
@@ -3089,7 +3109,7 @@
                     <w:tabs>
                       <w:tab w:val="left" w:pos="340"/>
                     </w:tabs>
-                    <w:spacing w:before="0" w:after="0" w:line="276" w:lineRule="auto"/>
+                    <w:spacing w:before="0" w:after="0" w:line="258" w:lineRule="auto"/>
                     <w:ind w:left="340" w:hanging="340"/>
                   </w:pPr>
                   <w:r>
@@ -3137,7 +3157,7 @@
                       <w:szCs w:val="22"/>
                       <w:u w:val="single"/>
                     </w:rPr>
-                    <w:t xml:space="preserve">        </w:t>
+                    <w:t xml:space="preserve">            </w:t>
                   </w:r>
                 </w:p>
               </w:tc>
@@ -3157,7 +3177,7 @@
                     <w:tabs>
                       <w:tab w:val="left" w:pos="340"/>
                     </w:tabs>
-                    <w:spacing w:before="0" w:after="0" w:line="276" w:lineRule="auto"/>
+                    <w:spacing w:before="0" w:after="0" w:line="258" w:lineRule="auto"/>
                     <w:ind w:left="340" w:hanging="340"/>
                   </w:pPr>
                   <w:r>
@@ -3205,7 +3225,7 @@
                       <w:szCs w:val="22"/>
                       <w:u w:val="single"/>
                     </w:rPr>
-                    <w:t xml:space="preserve">        </w:t>
+                    <w:t xml:space="preserve">            </w:t>
                   </w:r>
                 </w:p>
               </w:tc>
@@ -3219,7 +3239,7 @@
                     <w:tabs>
                       <w:tab w:val="left" w:pos="340"/>
                     </w:tabs>
-                    <w:spacing w:before="0" w:after="0" w:line="276" w:lineRule="auto"/>
+                    <w:spacing w:before="0" w:after="0" w:line="258" w:lineRule="auto"/>
                     <w:ind w:left="340" w:hanging="340"/>
                   </w:pPr>
                   <w:r>
@@ -3267,7 +3287,7 @@
                       <w:szCs w:val="22"/>
                       <w:u w:val="single"/>
                     </w:rPr>
-                    <w:t xml:space="preserve">        </w:t>
+                    <w:t xml:space="preserve">            </w:t>
                   </w:r>
                 </w:p>
               </w:tc>
@@ -3281,7 +3301,7 @@
                     <w:tabs>
                       <w:tab w:val="left" w:pos="340"/>
                     </w:tabs>
-                    <w:spacing w:before="0" w:after="0" w:line="276" w:lineRule="auto"/>
+                    <w:spacing w:before="0" w:after="0" w:line="258" w:lineRule="auto"/>
                     <w:ind w:left="340" w:hanging="340"/>
                   </w:pPr>
                   <w:r>
@@ -3329,7 +3349,7 @@
                       <w:szCs w:val="22"/>
                       <w:u w:val="single"/>
                     </w:rPr>
-                    <w:t xml:space="preserve">        </w:t>
+                    <w:t xml:space="preserve">            </w:t>
                   </w:r>
                 </w:p>
               </w:tc>
@@ -3350,6 +3370,7 @@
     </w:p>
     <w:p>
       <w:pPr>
+        <w:pStyle w:val="Heading2"/>
         <w:keepNext/>
         <w:pBdr>
           <w:bottom w:val="single" w:sz="8" w:space="3" w:color="003A70"/>
@@ -3365,7 +3386,7 @@
           <w:b/>
           <w:color w:val="003A70"/>
           <w:spacing w:val="14"/>
-          <w:sz w:val="19"/>
+          <w:sz w:val="22"/>
           <w:szCs w:val="19"/>
         </w:rPr>
         <w:t xml:space="preserve">READY CHECK</w:t>
@@ -3384,7 +3405,7 @@
           <w:rFonts w:ascii="Avenir Next" w:hAnsi="Avenir Next" w:cs="Avenir Next" w:eastAsia="Avenir Next"/>
           <w:i/>
           <w:color w:val="5A5F66"/>
-          <w:sz w:val="17"/>
+          <w:sz w:val="22"/>
           <w:szCs w:val="17"/>
         </w:rPr>
         <w:t xml:space="preserve">a problem like the one in today’s lesson</w:t>
@@ -3434,7 +3455,7 @@
               <w:tabs>
                 <w:tab w:val="left" w:pos="432"/>
               </w:tabs>
-              <w:spacing w:before="90" w:after="40" w:line="268" w:lineRule="auto"/>
+              <w:spacing w:before="90" w:after="40" w:line="254" w:lineRule="auto"/>
               <w:ind w:left="432" w:hanging="432"/>
             </w:pPr>
             <w:r>
@@ -3508,7 +3529,7 @@
                     <w:tabs>
                       <w:tab w:val="left" w:pos="340"/>
                     </w:tabs>
-                    <w:spacing w:before="0" w:after="0" w:line="264" w:lineRule="auto"/>
+                    <w:spacing w:before="0" w:after="0" w:line="252" w:lineRule="auto"/>
                     <w:ind w:left="340" w:hanging="340"/>
                   </w:pPr>
                   <w:r>
@@ -3516,25 +3537,25 @@
                       <w:rFonts w:ascii="Avenir Next" w:hAnsi="Avenir Next" w:cs="Avenir Next" w:eastAsia="Avenir Next"/>
                       <w:b/>
                       <w:color w:val="003A70"/>
+                      <w:sz w:val="22"/>
+                      <w:szCs w:val="21"/>
+                    </w:rPr>
+                    <w:t xml:space="preserve">A</w:t>
+                  </w:r>
+                  <w:r>
+                    <w:rPr>
+                      <w:rFonts w:ascii="Avenir Next" w:hAnsi="Avenir Next" w:cs="Avenir Next" w:eastAsia="Avenir Next"/>
+                      <w:color w:val="1A1A1A"/>
                       <w:sz w:val="21"/>
                       <w:szCs w:val="21"/>
                     </w:rPr>
-                    <w:t xml:space="preserve">A</w:t>
-                  </w:r>
-                  <w:r>
-                    <w:rPr>
-                      <w:rFonts w:ascii="Avenir Next" w:hAnsi="Avenir Next" w:cs="Avenir Next" w:eastAsia="Avenir Next"/>
-                      <w:color w:val="1A1A1A"/>
-                      <w:sz w:val="21"/>
-                      <w:szCs w:val="21"/>
-                    </w:rPr>
                     <w:tab/>
                   </w:r>
                   <w:r>
                     <w:rPr>
                       <w:rFonts w:ascii="Avenir Next" w:hAnsi="Avenir Next" w:cs="Avenir Next" w:eastAsia="Avenir Next"/>
                       <w:color w:val="1A1A1A"/>
-                      <w:sz w:val="21"/>
+                      <w:sz w:val="22"/>
                       <w:szCs w:val="21"/>
                     </w:rPr>
                     <w:t xml:space="preserve">12 cm²</w:t>
@@ -3551,7 +3572,7 @@
                     <w:tabs>
                       <w:tab w:val="left" w:pos="340"/>
                     </w:tabs>
-                    <w:spacing w:before="0" w:after="0" w:line="264" w:lineRule="auto"/>
+                    <w:spacing w:before="0" w:after="0" w:line="252" w:lineRule="auto"/>
                     <w:ind w:left="340" w:hanging="340"/>
                   </w:pPr>
                   <w:r>
@@ -3559,25 +3580,25 @@
                       <w:rFonts w:ascii="Avenir Next" w:hAnsi="Avenir Next" w:cs="Avenir Next" w:eastAsia="Avenir Next"/>
                       <w:b/>
                       <w:color w:val="003A70"/>
+                      <w:sz w:val="22"/>
+                      <w:szCs w:val="21"/>
+                    </w:rPr>
+                    <w:t xml:space="preserve">B</w:t>
+                  </w:r>
+                  <w:r>
+                    <w:rPr>
+                      <w:rFonts w:ascii="Avenir Next" w:hAnsi="Avenir Next" w:cs="Avenir Next" w:eastAsia="Avenir Next"/>
+                      <w:color w:val="1A1A1A"/>
                       <w:sz w:val="21"/>
                       <w:szCs w:val="21"/>
                     </w:rPr>
-                    <w:t xml:space="preserve">B</w:t>
-                  </w:r>
-                  <w:r>
-                    <w:rPr>
-                      <w:rFonts w:ascii="Avenir Next" w:hAnsi="Avenir Next" w:cs="Avenir Next" w:eastAsia="Avenir Next"/>
-                      <w:color w:val="1A1A1A"/>
-                      <w:sz w:val="21"/>
-                      <w:szCs w:val="21"/>
-                    </w:rPr>
                     <w:tab/>
                   </w:r>
                   <w:r>
                     <w:rPr>
                       <w:rFonts w:ascii="Avenir Next" w:hAnsi="Avenir Next" w:cs="Avenir Next" w:eastAsia="Avenir Next"/>
                       <w:color w:val="1A1A1A"/>
-                      <w:sz w:val="21"/>
+                      <w:sz w:val="22"/>
                       <w:szCs w:val="21"/>
                     </w:rPr>
                     <w:t xml:space="preserve">60 cm²</w:t>
@@ -3594,7 +3615,7 @@
                     <w:tabs>
                       <w:tab w:val="left" w:pos="340"/>
                     </w:tabs>
-                    <w:spacing w:before="0" w:after="0" w:line="264" w:lineRule="auto"/>
+                    <w:spacing w:before="0" w:after="0" w:line="252" w:lineRule="auto"/>
                     <w:ind w:left="340" w:hanging="340"/>
                   </w:pPr>
                   <w:r>
@@ -3602,25 +3623,25 @@
                       <w:rFonts w:ascii="Avenir Next" w:hAnsi="Avenir Next" w:cs="Avenir Next" w:eastAsia="Avenir Next"/>
                       <w:b/>
                       <w:color w:val="003A70"/>
+                      <w:sz w:val="22"/>
+                      <w:szCs w:val="21"/>
+                    </w:rPr>
+                    <w:t xml:space="preserve">C</w:t>
+                  </w:r>
+                  <w:r>
+                    <w:rPr>
+                      <w:rFonts w:ascii="Avenir Next" w:hAnsi="Avenir Next" w:cs="Avenir Next" w:eastAsia="Avenir Next"/>
+                      <w:color w:val="1A1A1A"/>
                       <w:sz w:val="21"/>
                       <w:szCs w:val="21"/>
                     </w:rPr>
-                    <w:t xml:space="preserve">C</w:t>
-                  </w:r>
-                  <w:r>
-                    <w:rPr>
-                      <w:rFonts w:ascii="Avenir Next" w:hAnsi="Avenir Next" w:cs="Avenir Next" w:eastAsia="Avenir Next"/>
-                      <w:color w:val="1A1A1A"/>
-                      <w:sz w:val="21"/>
-                      <w:szCs w:val="21"/>
-                    </w:rPr>
                     <w:tab/>
                   </w:r>
                   <w:r>
                     <w:rPr>
                       <w:rFonts w:ascii="Avenir Next" w:hAnsi="Avenir Next" w:cs="Avenir Next" w:eastAsia="Avenir Next"/>
                       <w:color w:val="1A1A1A"/>
-                      <w:sz w:val="21"/>
+                      <w:sz w:val="22"/>
                       <w:szCs w:val="21"/>
                     </w:rPr>
                     <w:t xml:space="preserve">144 cm²</w:t>
@@ -3637,7 +3658,7 @@
                     <w:tabs>
                       <w:tab w:val="left" w:pos="340"/>
                     </w:tabs>
-                    <w:spacing w:before="0" w:after="0" w:line="264" w:lineRule="auto"/>
+                    <w:spacing w:before="0" w:after="0" w:line="252" w:lineRule="auto"/>
                     <w:ind w:left="340" w:hanging="340"/>
                   </w:pPr>
                   <w:r>
@@ -3645,25 +3666,25 @@
                       <w:rFonts w:ascii="Avenir Next" w:hAnsi="Avenir Next" w:cs="Avenir Next" w:eastAsia="Avenir Next"/>
                       <w:b/>
                       <w:color w:val="003A70"/>
+                      <w:sz w:val="22"/>
+                      <w:szCs w:val="21"/>
+                    </w:rPr>
+                    <w:t xml:space="preserve">D</w:t>
+                  </w:r>
+                  <w:r>
+                    <w:rPr>
+                      <w:rFonts w:ascii="Avenir Next" w:hAnsi="Avenir Next" w:cs="Avenir Next" w:eastAsia="Avenir Next"/>
+                      <w:color w:val="1A1A1A"/>
                       <w:sz w:val="21"/>
                       <w:szCs w:val="21"/>
                     </w:rPr>
-                    <w:t xml:space="preserve">D</w:t>
-                  </w:r>
-                  <w:r>
-                    <w:rPr>
-                      <w:rFonts w:ascii="Avenir Next" w:hAnsi="Avenir Next" w:cs="Avenir Next" w:eastAsia="Avenir Next"/>
-                      <w:color w:val="1A1A1A"/>
-                      <w:sz w:val="21"/>
-                      <w:szCs w:val="21"/>
-                    </w:rPr>
                     <w:tab/>
                   </w:r>
                   <w:r>
                     <w:rPr>
                       <w:rFonts w:ascii="Avenir Next" w:hAnsi="Avenir Next" w:cs="Avenir Next" w:eastAsia="Avenir Next"/>
                       <w:color w:val="1A1A1A"/>
-                      <w:sz w:val="21"/>
+                      <w:sz w:val="22"/>
                       <w:szCs w:val="21"/>
                     </w:rPr>
                     <w:t xml:space="preserve">720 cm²</w:t>
@@ -3712,19 +3733,42 @@
         <w:tblLook w:val="0000" w:firstRow="0" w:lastRow="0" w:firstColumn="0" w:lastColumn="0" w:noHBand="1" w:noVBand="1"/>
       </w:tblPr>
       <w:tblGrid>
-        <w:gridCol w:w="2000"/>
-        <w:gridCol w:w="2300"/>
-        <w:gridCol w:w="2100"/>
-        <w:gridCol w:w="3104"/>
+        <w:gridCol w:w="1750"/>
+        <w:gridCol w:w="2500"/>
+        <w:gridCol w:w="2200"/>
+        <w:gridCol w:w="3054"/>
       </w:tblGrid>
       <w:tr>
         <w:trPr>
           <w:cantSplit/>
-          <w:trHeight w:val="320" w:hRule="atLeast"/>
+          <w:trHeight w:val="300" w:hRule="atLeast"/>
         </w:trPr>
         <w:tc>
           <w:tcPr>
-            <w:tcW w:w="2000" w:type="dxa"/>
+            <w:tcW w:w="1750" w:type="dxa"/>
+            <w:vAlign w:val="center"/>
+          </w:tcPr>
+          <w:p>
+            <w:pPr>
+              <w:pStyle w:val="Heading2"/>
+              <w:spacing w:before="0" w:after="0" w:line="240" w:lineRule="auto"/>
+            </w:pPr>
+            <w:r>
+              <w:rPr>
+                <w:rFonts w:ascii="Avenir Next" w:hAnsi="Avenir Next" w:cs="Avenir Next" w:eastAsia="Avenir Next"/>
+                <w:b/>
+                <w:color w:val="003A70"/>
+                <w:spacing w:val="12"/>
+                <w:sz w:val="15"/>
+                <w:szCs w:val="15"/>
+              </w:rPr>
+              <w:t xml:space="preserve">CHECK YOURSELF</w:t>
+            </w:r>
+          </w:p>
+        </w:tc>
+        <w:tc>
+          <w:tcPr>
+            <w:tcW w:w="2500" w:type="dxa"/>
             <w:vAlign w:val="center"/>
           </w:tcPr>
           <w:p>
@@ -3733,20 +3777,27 @@
             </w:pPr>
             <w:r>
               <w:rPr>
+                <w:rFonts w:ascii="Arial" w:hAnsi="Arial" w:cs="Arial" w:eastAsia="Arial"/>
+                <w:color w:val="1A1A1A"/>
+                <w:sz w:val="20"/>
+                <w:szCs w:val="20"/>
+              </w:rPr>
+              <w:t xml:space="preserve">□</w:t>
+            </w:r>
+            <w:r>
+              <w:rPr>
                 <w:rFonts w:ascii="Avenir Next" w:hAnsi="Avenir Next" w:cs="Avenir Next" w:eastAsia="Avenir Next"/>
-                <w:b/>
-                <w:color w:val="003A70"/>
-                <w:spacing w:val="12"/>
-                <w:sz w:val="15"/>
-                <w:szCs w:val="15"/>
-              </w:rPr>
-              <w:t xml:space="preserve">CHECK YOURSELF</w:t>
+                <w:color w:val="1A1A1A"/>
+                <w:sz w:val="17"/>
+                <w:szCs w:val="17"/>
+              </w:rPr>
+              <w:t xml:space="preserve">  I can do this on my own</w:t>
             </w:r>
           </w:p>
         </w:tc>
         <w:tc>
           <w:tcPr>
-            <w:tcW w:w="2300" w:type="dxa"/>
+            <w:tcW w:w="2200" w:type="dxa"/>
             <w:vAlign w:val="center"/>
           </w:tcPr>
           <w:p>
@@ -3757,8 +3808,8 @@
               <w:rPr>
                 <w:rFonts w:ascii="Arial" w:hAnsi="Arial" w:cs="Arial" w:eastAsia="Arial"/>
                 <w:color w:val="1A1A1A"/>
-                <w:sz w:val="24"/>
-                <w:szCs w:val="24"/>
+                <w:sz w:val="20"/>
+                <w:szCs w:val="20"/>
               </w:rPr>
               <w:t xml:space="preserve">□</w:t>
             </w:r>
@@ -3769,13 +3820,13 @@
                 <w:sz w:val="17"/>
                 <w:szCs w:val="17"/>
               </w:rPr>
-              <w:t xml:space="preserve">  I can do this on my own</w:t>
+              <w:t xml:space="preserve">  I need a little help</w:t>
             </w:r>
           </w:p>
         </w:tc>
         <w:tc>
           <w:tcPr>
-            <w:tcW w:w="2100" w:type="dxa"/>
+            <w:tcW w:w="3054" w:type="dxa"/>
             <w:vAlign w:val="center"/>
           </w:tcPr>
           <w:p>
@@ -3786,37 +3837,8 @@
               <w:rPr>
                 <w:rFonts w:ascii="Arial" w:hAnsi="Arial" w:cs="Arial" w:eastAsia="Arial"/>
                 <w:color w:val="1A1A1A"/>
-                <w:sz w:val="24"/>
-                <w:szCs w:val="24"/>
-              </w:rPr>
-              <w:t xml:space="preserve">□</w:t>
-            </w:r>
-            <w:r>
-              <w:rPr>
-                <w:rFonts w:ascii="Avenir Next" w:hAnsi="Avenir Next" w:cs="Avenir Next" w:eastAsia="Avenir Next"/>
-                <w:color w:val="1A1A1A"/>
-                <w:sz w:val="17"/>
-                <w:szCs w:val="17"/>
-              </w:rPr>
-              <w:t xml:space="preserve">  I need a little help</w:t>
-            </w:r>
-          </w:p>
-        </w:tc>
-        <w:tc>
-          <w:tcPr>
-            <w:tcW w:w="3104" w:type="dxa"/>
-            <w:vAlign w:val="center"/>
-          </w:tcPr>
-          <w:p>
-            <w:pPr>
-              <w:spacing w:before="0" w:after="0" w:line="240" w:lineRule="auto"/>
-            </w:pPr>
-            <w:r>
-              <w:rPr>
-                <w:rFonts w:ascii="Arial" w:hAnsi="Arial" w:cs="Arial" w:eastAsia="Arial"/>
-                <w:color w:val="1A1A1A"/>
-                <w:sz w:val="24"/>
-                <w:szCs w:val="24"/>
+                <w:sz w:val="20"/>
+                <w:szCs w:val="20"/>
               </w:rPr>
               <w:t xml:space="preserve">□</w:t>
             </w:r>
@@ -3851,7 +3873,7 @@
     <w:sectPr>
       <w:footerReference w:type="default" r:id="rIdFooter1"/>
       <w:pgSz w:w="12240" w:h="15840"/>
-      <w:pgMar w:top="893" w:right="1224" w:bottom="835" w:left="1512" w:header="432" w:footer="432" w:gutter="0"/>
+      <w:pgMar w:top="780" w:right="1224" w:bottom="760" w:left="1512" w:header="432" w:footer="432" w:gutter="0"/>
       <w:cols w:space="720"/>
     </w:sectPr>
   </w:body>
@@ -3931,7 +3953,106 @@
               <w:sz w:val="15"/>
               <w:szCs w:val="15"/>
             </w:rPr>
-            <w:t xml:space="preserve">Lesson 5-7  ·  Session 2  ·  Prerequisite Practice A</w:t>
+            <w:t xml:space="preserve">5-7 · Page </w:t>
+          </w:r>
+          <w:r>
+            <w:rPr>
+              <w:rFonts w:ascii="Avenir Next" w:hAnsi="Avenir Next" w:cs="Avenir Next" w:eastAsia="Avenir Next"/>
+              <w:color w:val="5A5F66"/>
+              <w:sz w:val="15"/>
+              <w:szCs w:val="15"/>
+            </w:rPr>
+            <w:fldChar w:fldCharType="begin"/>
+          </w:r>
+          <w:r>
+            <w:rPr>
+              <w:rFonts w:ascii="Avenir Next" w:hAnsi="Avenir Next" w:cs="Avenir Next" w:eastAsia="Avenir Next"/>
+              <w:color w:val="5A5F66"/>
+              <w:sz w:val="15"/>
+              <w:szCs w:val="15"/>
+            </w:rPr>
+            <w:instrText xml:space="preserve"> PAGE </w:instrText>
+          </w:r>
+          <w:r>
+            <w:rPr>
+              <w:rFonts w:ascii="Avenir Next" w:hAnsi="Avenir Next" w:cs="Avenir Next" w:eastAsia="Avenir Next"/>
+              <w:color w:val="5A5F66"/>
+              <w:sz w:val="15"/>
+              <w:szCs w:val="15"/>
+            </w:rPr>
+            <w:fldChar w:fldCharType="separate"/>
+          </w:r>
+          <w:r>
+            <w:rPr>
+              <w:rFonts w:ascii="Avenir Next" w:hAnsi="Avenir Next" w:cs="Avenir Next" w:eastAsia="Avenir Next"/>
+              <w:color w:val="5A5F66"/>
+              <w:sz w:val="15"/>
+              <w:szCs w:val="15"/>
+            </w:rPr>
+            <w:t xml:space="preserve">1</w:t>
+          </w:r>
+          <w:r>
+            <w:rPr>
+              <w:rFonts w:ascii="Avenir Next" w:hAnsi="Avenir Next" w:cs="Avenir Next" w:eastAsia="Avenir Next"/>
+              <w:color w:val="5A5F66"/>
+              <w:sz w:val="15"/>
+              <w:szCs w:val="15"/>
+            </w:rPr>
+            <w:fldChar w:fldCharType="end"/>
+          </w:r>
+          <w:r>
+            <w:rPr>
+              <w:rFonts w:ascii="Avenir Next" w:hAnsi="Avenir Next" w:cs="Avenir Next" w:eastAsia="Avenir Next"/>
+              <w:color w:val="5A5F66"/>
+              <w:sz w:val="15"/>
+              <w:szCs w:val="15"/>
+            </w:rPr>
+            <w:t xml:space="preserve"> of </w:t>
+          </w:r>
+          <w:r>
+            <w:rPr>
+              <w:rFonts w:ascii="Avenir Next" w:hAnsi="Avenir Next" w:cs="Avenir Next" w:eastAsia="Avenir Next"/>
+              <w:color w:val="5A5F66"/>
+              <w:sz w:val="15"/>
+              <w:szCs w:val="15"/>
+            </w:rPr>
+            <w:fldChar w:fldCharType="begin"/>
+          </w:r>
+          <w:r>
+            <w:rPr>
+              <w:rFonts w:ascii="Avenir Next" w:hAnsi="Avenir Next" w:cs="Avenir Next" w:eastAsia="Avenir Next"/>
+              <w:color w:val="5A5F66"/>
+              <w:sz w:val="15"/>
+              <w:szCs w:val="15"/>
+            </w:rPr>
+            <w:instrText xml:space="preserve"> NUMPAGES </w:instrText>
+          </w:r>
+          <w:r>
+            <w:rPr>
+              <w:rFonts w:ascii="Avenir Next" w:hAnsi="Avenir Next" w:cs="Avenir Next" w:eastAsia="Avenir Next"/>
+              <w:color w:val="5A5F66"/>
+              <w:sz w:val="15"/>
+              <w:szCs w:val="15"/>
+            </w:rPr>
+            <w:fldChar w:fldCharType="separate"/>
+          </w:r>
+          <w:r>
+            <w:rPr>
+              <w:rFonts w:ascii="Avenir Next" w:hAnsi="Avenir Next" w:cs="Avenir Next" w:eastAsia="Avenir Next"/>
+              <w:color w:val="5A5F66"/>
+              <w:sz w:val="15"/>
+              <w:szCs w:val="15"/>
+            </w:rPr>
+            <w:t xml:space="preserve">1</w:t>
+          </w:r>
+          <w:r>
+            <w:rPr>
+              <w:rFonts w:ascii="Avenir Next" w:hAnsi="Avenir Next" w:cs="Avenir Next" w:eastAsia="Avenir Next"/>
+              <w:color w:val="5A5F66"/>
+              <w:sz w:val="15"/>
+              <w:szCs w:val="15"/>
+            </w:rPr>
+            <w:fldChar w:fldCharType="end"/>
           </w:r>
         </w:p>
       </w:tc>
@@ -3974,5 +4095,23 @@
       </w:tblCellMar>
     </w:tblPr>
   </w:style>
+  <w:style w:type="paragraph" w:styleId="Heading1">
+    <w:name w:val="heading 1"/>
+    <w:basedOn w:val="Normal"/>
+    <w:pPr>
+      <w:outlineLvl w:val="0"/>
+      <w:keepNext w:val="0"/>
+      <w:keepLines w:val="0"/>
+    </w:pPr>
+  </w:style>
+  <w:style w:type="paragraph" w:styleId="Heading2">
+    <w:name w:val="heading 2"/>
+    <w:basedOn w:val="Normal"/>
+    <w:pPr>
+      <w:outlineLvl w:val="1"/>
+      <w:keepNext w:val="0"/>
+      <w:keepLines w:val="0"/>
+    </w:pPr>
+  </w:style>
 </w:styles>
 </file>